--- a/lessons/7-6/downloads/reveal/teacher/7.6-homework-packet-level-1.docx
+++ b/lessons/7-6/downloads/reveal/teacher/7.6-homework-packet-level-1.docx
@@ -78,14 +78,15 @@
           <w:caps/>
           <w:color w:val="003A70"/>
           <w:spacing w:val="12"/>
-          <w:sz w:val="21"/>
+          <w:sz w:val="22"/>
           <w:szCs w:val="21"/>
         </w:rPr>
-        <w:t xml:space="preserve">Lesson 7-6  ·  Homework Packet  ·  Level 1  ·  Sheet 1 of 2</w:t>
+        <w:t xml:space="preserve">Lesson 7-6  ·  Homework Packet  ·  Supported  ·  Session 1 · pages 1–2</w:t>
       </w:r>
     </w:p>
     <w:p>
       <w:pPr>
+        <w:pStyle w:val="Heading1"/>
         <w:keepNext/>
         <w:spacing w:before="0" w:after="10" w:line="240" w:lineRule="auto"/>
       </w:pPr>
@@ -111,7 +112,7 @@
         <w:rPr>
           <w:rFonts w:ascii="Avenir Next" w:hAnsi="Avenir Next" w:cs="Avenir Next" w:eastAsia="Avenir Next"/>
           <w:color w:val="5A5F66"/>
-          <w:sz w:val="17"/>
+          <w:sz w:val="22"/>
           <w:szCs w:val="17"/>
         </w:rPr>
         <w:t xml:space="preserve">Maryland Standard 6.NS.C.8   ·   Learning target — I can find the distance between two points that share a coordinate.</w:t>
@@ -158,6 +159,7 @@
           </w:tcPr>
           <w:p>
             <w:pPr>
+              <w:pStyle w:val="Heading2"/>
               <w:spacing w:before="0" w:after="40" w:line="264" w:lineRule="auto"/>
             </w:pPr>
             <w:r>
@@ -185,18 +187,18 @@
                 <w:rFonts w:ascii="Avenir Next" w:hAnsi="Avenir Next" w:cs="Avenir Next" w:eastAsia="Avenir Next"/>
                 <w:b/>
                 <w:color w:val="003A70"/>
+                <w:sz w:val="22"/>
+                <w:szCs w:val="18"/>
+              </w:rPr>
+              <w:t xml:space="preserve">•</w:t>
+            </w:r>
+            <w:r>
+              <w:rPr>
+                <w:rFonts w:ascii="Avenir Next" w:hAnsi="Avenir Next" w:cs="Avenir Next" w:eastAsia="Avenir Next"/>
+                <w:color w:val="1A1A1A"/>
                 <w:sz w:val="18"/>
                 <w:szCs w:val="18"/>
               </w:rPr>
-              <w:t xml:space="preserve">•</w:t>
-            </w:r>
-            <w:r>
-              <w:rPr>
-                <w:rFonts w:ascii="Avenir Next" w:hAnsi="Avenir Next" w:cs="Avenir Next" w:eastAsia="Avenir Next"/>
-                <w:color w:val="1A1A1A"/>
-                <w:sz w:val="18"/>
-                <w:szCs w:val="18"/>
-              </w:rPr>
               <w:tab/>
             </w:r>
             <w:r>
@@ -204,7 +206,7 @@
                 <w:rFonts w:ascii="Avenir Next" w:hAnsi="Avenir Next" w:cs="Avenir Next" w:eastAsia="Avenir Next"/>
                 <w:b/>
                 <w:color w:val="1A1A1A"/>
-                <w:sz w:val="18"/>
+                <w:sz w:val="22"/>
                 <w:szCs w:val="18"/>
               </w:rPr>
               <w:t xml:space="preserve">Same x-coordinate</w:t>
@@ -213,7 +215,7 @@
               <w:rPr>
                 <w:rFonts w:ascii="Avenir Next" w:hAnsi="Avenir Next" w:cs="Avenir Next" w:eastAsia="Avenir Next"/>
                 <w:color w:val="1A1A1A"/>
-                <w:sz w:val="18"/>
+                <w:sz w:val="22"/>
                 <w:szCs w:val="18"/>
               </w:rPr>
               <w:t xml:space="preserve">: the points are on a vertical line. Use the y-coordinates.</w:t>
@@ -232,18 +234,18 @@
                 <w:rFonts w:ascii="Avenir Next" w:hAnsi="Avenir Next" w:cs="Avenir Next" w:eastAsia="Avenir Next"/>
                 <w:b/>
                 <w:color w:val="003A70"/>
+                <w:sz w:val="22"/>
+                <w:szCs w:val="18"/>
+              </w:rPr>
+              <w:t xml:space="preserve">•</w:t>
+            </w:r>
+            <w:r>
+              <w:rPr>
+                <w:rFonts w:ascii="Avenir Next" w:hAnsi="Avenir Next" w:cs="Avenir Next" w:eastAsia="Avenir Next"/>
+                <w:color w:val="1A1A1A"/>
                 <w:sz w:val="18"/>
                 <w:szCs w:val="18"/>
               </w:rPr>
-              <w:t xml:space="preserve">•</w:t>
-            </w:r>
-            <w:r>
-              <w:rPr>
-                <w:rFonts w:ascii="Avenir Next" w:hAnsi="Avenir Next" w:cs="Avenir Next" w:eastAsia="Avenir Next"/>
-                <w:color w:val="1A1A1A"/>
-                <w:sz w:val="18"/>
-                <w:szCs w:val="18"/>
-              </w:rPr>
               <w:tab/>
             </w:r>
             <w:r>
@@ -251,7 +253,7 @@
                 <w:rFonts w:ascii="Avenir Next" w:hAnsi="Avenir Next" w:cs="Avenir Next" w:eastAsia="Avenir Next"/>
                 <w:b/>
                 <w:color w:val="1A1A1A"/>
-                <w:sz w:val="18"/>
+                <w:sz w:val="22"/>
                 <w:szCs w:val="18"/>
               </w:rPr>
               <w:t xml:space="preserve">Same y-coordinate</w:t>
@@ -260,7 +262,7 @@
               <w:rPr>
                 <w:rFonts w:ascii="Avenir Next" w:hAnsi="Avenir Next" w:cs="Avenir Next" w:eastAsia="Avenir Next"/>
                 <w:color w:val="1A1A1A"/>
-                <w:sz w:val="18"/>
+                <w:sz w:val="22"/>
                 <w:szCs w:val="18"/>
               </w:rPr>
               <w:t xml:space="preserve">: the points are on a horizontal line. Use the x-coordinates.</w:t>
@@ -279,25 +281,25 @@
                 <w:rFonts w:ascii="Avenir Next" w:hAnsi="Avenir Next" w:cs="Avenir Next" w:eastAsia="Avenir Next"/>
                 <w:b/>
                 <w:color w:val="003A70"/>
+                <w:sz w:val="22"/>
+                <w:szCs w:val="18"/>
+              </w:rPr>
+              <w:t xml:space="preserve">•</w:t>
+            </w:r>
+            <w:r>
+              <w:rPr>
+                <w:rFonts w:ascii="Avenir Next" w:hAnsi="Avenir Next" w:cs="Avenir Next" w:eastAsia="Avenir Next"/>
+                <w:color w:val="1A1A1A"/>
                 <w:sz w:val="18"/>
                 <w:szCs w:val="18"/>
               </w:rPr>
-              <w:t xml:space="preserve">•</w:t>
-            </w:r>
-            <w:r>
-              <w:rPr>
-                <w:rFonts w:ascii="Avenir Next" w:hAnsi="Avenir Next" w:cs="Avenir Next" w:eastAsia="Avenir Next"/>
-                <w:color w:val="1A1A1A"/>
-                <w:sz w:val="18"/>
-                <w:szCs w:val="18"/>
-              </w:rPr>
               <w:tab/>
             </w:r>
             <w:r>
               <w:rPr>
                 <w:rFonts w:ascii="Avenir Next" w:hAnsi="Avenir Next" w:cs="Avenir Next" w:eastAsia="Avenir Next"/>
                 <w:color w:val="1A1A1A"/>
-                <w:sz w:val="18"/>
+                <w:sz w:val="22"/>
                 <w:szCs w:val="18"/>
               </w:rPr>
               <w:t xml:space="preserve">Opposite signs: </w:t>
@@ -307,7 +309,7 @@
                 <w:rFonts w:ascii="Avenir Next" w:hAnsi="Avenir Next" w:cs="Avenir Next" w:eastAsia="Avenir Next"/>
                 <w:b/>
                 <w:color w:val="1A1A1A"/>
-                <w:sz w:val="18"/>
+                <w:sz w:val="22"/>
                 <w:szCs w:val="18"/>
               </w:rPr>
               <w:t xml:space="preserve">add</w:t>
@@ -316,7 +318,7 @@
               <w:rPr>
                 <w:rFonts w:ascii="Avenir Next" w:hAnsi="Avenir Next" w:cs="Avenir Next" w:eastAsia="Avenir Next"/>
                 <w:color w:val="1A1A1A"/>
-                <w:sz w:val="18"/>
+                <w:sz w:val="22"/>
                 <w:szCs w:val="18"/>
               </w:rPr>
               <w:t xml:space="preserve"> the absolute values. Same signs: </w:t>
@@ -326,7 +328,7 @@
                 <w:rFonts w:ascii="Avenir Next" w:hAnsi="Avenir Next" w:cs="Avenir Next" w:eastAsia="Avenir Next"/>
                 <w:b/>
                 <w:color w:val="1A1A1A"/>
-                <w:sz w:val="18"/>
+                <w:sz w:val="22"/>
                 <w:szCs w:val="18"/>
               </w:rPr>
               <w:t xml:space="preserve">subtract</w:t>
@@ -335,7 +337,7 @@
               <w:rPr>
                 <w:rFonts w:ascii="Avenir Next" w:hAnsi="Avenir Next" w:cs="Avenir Next" w:eastAsia="Avenir Next"/>
                 <w:color w:val="1A1A1A"/>
-                <w:sz w:val="18"/>
+                <w:sz w:val="22"/>
                 <w:szCs w:val="18"/>
               </w:rPr>
               <w:t xml:space="preserve"> them.</w:t>
@@ -350,6 +352,7 @@
           </w:tcPr>
           <w:p>
             <w:pPr>
+              <w:pStyle w:val="Heading2"/>
               <w:spacing w:before="0" w:after="40" w:line="264" w:lineRule="auto"/>
             </w:pPr>
             <w:r>
@@ -372,7 +375,7 @@
               <w:rPr>
                 <w:rFonts w:ascii="Avenir Next" w:hAnsi="Avenir Next" w:cs="Avenir Next" w:eastAsia="Avenir Next"/>
                 <w:color w:val="1A1A1A"/>
-                <w:sz w:val="17"/>
+                <w:sz w:val="22"/>
                 <w:szCs w:val="17"/>
               </w:rPr>
               <w:t xml:space="preserve">Find the distance from (3, −4) to (3, 5).</w:t>
@@ -391,25 +394,25 @@
                 <w:rFonts w:ascii="Avenir Next" w:hAnsi="Avenir Next" w:cs="Avenir Next" w:eastAsia="Avenir Next"/>
                 <w:b/>
                 <w:color w:val="003A70"/>
+                <w:sz w:val="22"/>
+                <w:szCs w:val="17"/>
+              </w:rPr>
+              <w:t xml:space="preserve">Step 1</w:t>
+            </w:r>
+            <w:r>
+              <w:rPr>
+                <w:rFonts w:ascii="Avenir Next" w:hAnsi="Avenir Next" w:cs="Avenir Next" w:eastAsia="Avenir Next"/>
+                <w:color w:val="1A1A1A"/>
                 <w:sz w:val="17"/>
                 <w:szCs w:val="17"/>
               </w:rPr>
-              <w:t xml:space="preserve">Step 1</w:t>
-            </w:r>
-            <w:r>
-              <w:rPr>
-                <w:rFonts w:ascii="Avenir Next" w:hAnsi="Avenir Next" w:cs="Avenir Next" w:eastAsia="Avenir Next"/>
-                <w:color w:val="1A1A1A"/>
-                <w:sz w:val="17"/>
-                <w:szCs w:val="17"/>
-              </w:rPr>
               <w:tab/>
             </w:r>
             <w:r>
               <w:rPr>
                 <w:rFonts w:ascii="Avenir Next" w:hAnsi="Avenir Next" w:cs="Avenir Next" w:eastAsia="Avenir Next"/>
                 <w:color w:val="1A1A1A"/>
-                <w:sz w:val="17"/>
+                <w:sz w:val="22"/>
                 <w:szCs w:val="17"/>
               </w:rPr>
               <w:t xml:space="preserve">Same x, so use the y-coordinates −4 and 5.</w:t>
@@ -428,25 +431,25 @@
                 <w:rFonts w:ascii="Avenir Next" w:hAnsi="Avenir Next" w:cs="Avenir Next" w:eastAsia="Avenir Next"/>
                 <w:b/>
                 <w:color w:val="003A70"/>
+                <w:sz w:val="22"/>
+                <w:szCs w:val="17"/>
+              </w:rPr>
+              <w:t xml:space="preserve">Step 2</w:t>
+            </w:r>
+            <w:r>
+              <w:rPr>
+                <w:rFonts w:ascii="Avenir Next" w:hAnsi="Avenir Next" w:cs="Avenir Next" w:eastAsia="Avenir Next"/>
+                <w:color w:val="1A1A1A"/>
                 <w:sz w:val="17"/>
                 <w:szCs w:val="17"/>
               </w:rPr>
-              <w:t xml:space="preserve">Step 2</w:t>
-            </w:r>
-            <w:r>
-              <w:rPr>
-                <w:rFonts w:ascii="Avenir Next" w:hAnsi="Avenir Next" w:cs="Avenir Next" w:eastAsia="Avenir Next"/>
-                <w:color w:val="1A1A1A"/>
-                <w:sz w:val="17"/>
-                <w:szCs w:val="17"/>
-              </w:rPr>
               <w:tab/>
             </w:r>
             <w:r>
               <w:rPr>
                 <w:rFonts w:ascii="Avenir Next" w:hAnsi="Avenir Next" w:cs="Avenir Next" w:eastAsia="Avenir Next"/>
                 <w:color w:val="1A1A1A"/>
-                <w:sz w:val="17"/>
+                <w:sz w:val="22"/>
                 <w:szCs w:val="17"/>
               </w:rPr>
               <w:t xml:space="preserve">Opposite signs, so add: 4 + 5 = 9.</w:t>
@@ -465,18 +468,18 @@
                 <w:rFonts w:ascii="Avenir Next" w:hAnsi="Avenir Next" w:cs="Avenir Next" w:eastAsia="Avenir Next"/>
                 <w:b/>
                 <w:color w:val="1A1A1A"/>
+                <w:sz w:val="22"/>
+                <w:szCs w:val="17"/>
+              </w:rPr>
+              <w:t xml:space="preserve">Answer</w:t>
+            </w:r>
+            <w:r>
+              <w:rPr>
+                <w:rFonts w:ascii="Avenir Next" w:hAnsi="Avenir Next" w:cs="Avenir Next" w:eastAsia="Avenir Next"/>
+                <w:color w:val="1A1A1A"/>
                 <w:sz w:val="17"/>
                 <w:szCs w:val="17"/>
               </w:rPr>
-              <w:t xml:space="preserve">Answer</w:t>
-            </w:r>
-            <w:r>
-              <w:rPr>
-                <w:rFonts w:ascii="Avenir Next" w:hAnsi="Avenir Next" w:cs="Avenir Next" w:eastAsia="Avenir Next"/>
-                <w:color w:val="1A1A1A"/>
-                <w:sz w:val="17"/>
-                <w:szCs w:val="17"/>
-              </w:rPr>
               <w:tab/>
             </w:r>
             <w:r>
@@ -484,7 +487,7 @@
                 <w:rFonts w:ascii="Avenir Next" w:hAnsi="Avenir Next" w:cs="Avenir Next" w:eastAsia="Avenir Next"/>
                 <w:b/>
                 <w:color w:val="1A1A1A"/>
-                <w:sz w:val="17"/>
+                <w:sz w:val="22"/>
                 <w:szCs w:val="17"/>
               </w:rPr>
               <w:t xml:space="preserve">9 units</w:t>
@@ -534,6 +537,7 @@
           </w:tcPr>
           <w:p>
             <w:pPr>
+              <w:pStyle w:val="Heading2"/>
               <w:spacing w:before="0" w:after="40" w:line="264" w:lineRule="auto"/>
             </w:pPr>
             <w:r>
@@ -557,7 +561,7 @@
                 <w:rFonts w:ascii="Avenir Next" w:hAnsi="Avenir Next" w:cs="Avenir Next" w:eastAsia="Avenir Next"/>
                 <w:b/>
                 <w:color w:val="1A1A1A"/>
-                <w:sz w:val="21"/>
+                <w:sz w:val="22"/>
                 <w:szCs w:val="21"/>
               </w:rPr>
               <w:t xml:space="preserve">distance</w:t>
@@ -566,7 +570,7 @@
               <w:rPr>
                 <w:rFonts w:ascii="Avenir Next" w:hAnsi="Avenir Next" w:cs="Avenir Next" w:eastAsia="Avenir Next"/>
                 <w:color w:val="5A5F66"/>
-                <w:sz w:val="21"/>
+                <w:sz w:val="22"/>
                 <w:szCs w:val="21"/>
               </w:rPr>
               <w:t xml:space="preserve"> — </w:t>
@@ -575,7 +579,7 @@
               <w:rPr>
                 <w:rFonts w:ascii="Avenir Next" w:hAnsi="Avenir Next" w:cs="Avenir Next" w:eastAsia="Avenir Next"/>
                 <w:color w:val="1A1A1A"/>
-                <w:sz w:val="21"/>
+                <w:sz w:val="22"/>
                 <w:szCs w:val="21"/>
               </w:rPr>
               <w:t xml:space="preserve">how far apart; never negative</w:t>
@@ -590,7 +594,7 @@
                 <w:rFonts w:ascii="Avenir Next" w:hAnsi="Avenir Next" w:cs="Avenir Next" w:eastAsia="Avenir Next"/>
                 <w:b/>
                 <w:color w:val="1A1A1A"/>
-                <w:sz w:val="21"/>
+                <w:sz w:val="22"/>
                 <w:szCs w:val="21"/>
               </w:rPr>
               <w:t xml:space="preserve">x-coordinate</w:t>
@@ -599,7 +603,7 @@
               <w:rPr>
                 <w:rFonts w:ascii="Avenir Next" w:hAnsi="Avenir Next" w:cs="Avenir Next" w:eastAsia="Avenir Next"/>
                 <w:color w:val="5A5F66"/>
-                <w:sz w:val="21"/>
+                <w:sz w:val="22"/>
                 <w:szCs w:val="21"/>
               </w:rPr>
               <w:t xml:space="preserve"> — </w:t>
@@ -608,7 +612,7 @@
               <w:rPr>
                 <w:rFonts w:ascii="Avenir Next" w:hAnsi="Avenir Next" w:cs="Avenir Next" w:eastAsia="Avenir Next"/>
                 <w:color w:val="1A1A1A"/>
-                <w:sz w:val="21"/>
+                <w:sz w:val="22"/>
                 <w:szCs w:val="21"/>
               </w:rPr>
               <w:t xml:space="preserve">the first number; left or right</w:t>
@@ -634,7 +638,7 @@
                 <w:rFonts w:ascii="Avenir Next" w:hAnsi="Avenir Next" w:cs="Avenir Next" w:eastAsia="Avenir Next"/>
                 <w:b/>
                 <w:color w:val="1A1A1A"/>
-                <w:sz w:val="21"/>
+                <w:sz w:val="22"/>
                 <w:szCs w:val="21"/>
               </w:rPr>
               <w:t xml:space="preserve">y-coordinate</w:t>
@@ -643,7 +647,7 @@
               <w:rPr>
                 <w:rFonts w:ascii="Avenir Next" w:hAnsi="Avenir Next" w:cs="Avenir Next" w:eastAsia="Avenir Next"/>
                 <w:color w:val="5A5F66"/>
-                <w:sz w:val="21"/>
+                <w:sz w:val="22"/>
                 <w:szCs w:val="21"/>
               </w:rPr>
               <w:t xml:space="preserve"> — </w:t>
@@ -652,7 +656,7 @@
               <w:rPr>
                 <w:rFonts w:ascii="Avenir Next" w:hAnsi="Avenir Next" w:cs="Avenir Next" w:eastAsia="Avenir Next"/>
                 <w:color w:val="1A1A1A"/>
-                <w:sz w:val="21"/>
+                <w:sz w:val="22"/>
                 <w:szCs w:val="21"/>
               </w:rPr>
               <w:t xml:space="preserve">the second number; up or down</w:t>
@@ -667,7 +671,7 @@
                 <w:rFonts w:ascii="Avenir Next" w:hAnsi="Avenir Next" w:cs="Avenir Next" w:eastAsia="Avenir Next"/>
                 <w:b/>
                 <w:color w:val="1A1A1A"/>
-                <w:sz w:val="21"/>
+                <w:sz w:val="22"/>
                 <w:szCs w:val="21"/>
               </w:rPr>
               <w:t xml:space="preserve">absolute value</w:t>
@@ -676,7 +680,7 @@
               <w:rPr>
                 <w:rFonts w:ascii="Avenir Next" w:hAnsi="Avenir Next" w:cs="Avenir Next" w:eastAsia="Avenir Next"/>
                 <w:color w:val="5A5F66"/>
-                <w:sz w:val="21"/>
+                <w:sz w:val="22"/>
                 <w:szCs w:val="21"/>
               </w:rPr>
               <w:t xml:space="preserve"> — </w:t>
@@ -685,7 +689,7 @@
               <w:rPr>
                 <w:rFonts w:ascii="Avenir Next" w:hAnsi="Avenir Next" w:cs="Avenir Next" w:eastAsia="Avenir Next"/>
                 <w:color w:val="1A1A1A"/>
-                <w:sz w:val="21"/>
+                <w:sz w:val="22"/>
                 <w:szCs w:val="21"/>
               </w:rPr>
               <w:t xml:space="preserve">how far a number is from 0</w:t>
@@ -696,6 +700,7 @@
     </w:tbl>
     <w:p>
       <w:pPr>
+        <w:pStyle w:val="Heading2"/>
         <w:keepNext/>
         <w:pBdr>
           <w:bottom w:val="single" w:sz="8" w:space="3" w:color="003A70"/>
@@ -711,7 +716,7 @@
           <w:b/>
           <w:color w:val="003A70"/>
           <w:spacing w:val="14"/>
-          <w:sz w:val="21"/>
+          <w:sz w:val="22"/>
           <w:szCs w:val="21"/>
         </w:rPr>
         <w:t xml:space="preserve">PRACTICE</w:t>
@@ -730,7 +735,7 @@
           <w:rFonts w:ascii="Avenir Next" w:hAnsi="Avenir Next" w:cs="Avenir Next" w:eastAsia="Avenir Next"/>
           <w:i/>
           <w:color w:val="5A5F66"/>
-          <w:sz w:val="17"/>
+          <w:sz w:val="22"/>
           <w:szCs w:val="17"/>
         </w:rPr>
         <w:t xml:space="preserve">show your work · label units</w:t>
@@ -860,25 +865,25 @@
                       <w:rFonts w:ascii="Avenir Next" w:hAnsi="Avenir Next" w:cs="Avenir Next" w:eastAsia="Avenir Next"/>
                       <w:b/>
                       <w:color w:val="003A70"/>
+                      <w:sz w:val="22"/>
+                      <w:szCs w:val="18"/>
+                    </w:rPr>
+                    <w:t xml:space="preserve">Step 1</w:t>
+                  </w:r>
+                  <w:r>
+                    <w:rPr>
+                      <w:rFonts w:ascii="Avenir Next" w:hAnsi="Avenir Next" w:cs="Avenir Next" w:eastAsia="Avenir Next"/>
+                      <w:color w:val="1A1A1A"/>
                       <w:sz w:val="18"/>
                       <w:szCs w:val="18"/>
                     </w:rPr>
-                    <w:t xml:space="preserve">Step 1</w:t>
-                  </w:r>
-                  <w:r>
-                    <w:rPr>
-                      <w:rFonts w:ascii="Avenir Next" w:hAnsi="Avenir Next" w:cs="Avenir Next" w:eastAsia="Avenir Next"/>
-                      <w:color w:val="1A1A1A"/>
-                      <w:sz w:val="18"/>
-                      <w:szCs w:val="18"/>
-                    </w:rPr>
                     <w:tab/>
                   </w:r>
                   <w:r>
                     <w:rPr>
                       <w:rFonts w:ascii="Avenir Next" w:hAnsi="Avenir Next" w:cs="Avenir Next" w:eastAsia="Avenir Next"/>
                       <w:color w:val="1A1A1A"/>
-                      <w:sz w:val="21"/>
+                      <w:sz w:val="22"/>
                       <w:szCs w:val="21"/>
                     </w:rPr>
                     <w:t xml:space="preserve">Find the coordinate that stays the same.</w:t>
@@ -898,25 +903,25 @@
                       <w:rFonts w:ascii="Avenir Next" w:hAnsi="Avenir Next" w:cs="Avenir Next" w:eastAsia="Avenir Next"/>
                       <w:b/>
                       <w:color w:val="003A70"/>
+                      <w:sz w:val="22"/>
+                      <w:szCs w:val="18"/>
+                    </w:rPr>
+                    <w:t xml:space="preserve">Step 2</w:t>
+                  </w:r>
+                  <w:r>
+                    <w:rPr>
+                      <w:rFonts w:ascii="Avenir Next" w:hAnsi="Avenir Next" w:cs="Avenir Next" w:eastAsia="Avenir Next"/>
+                      <w:color w:val="1A1A1A"/>
                       <w:sz w:val="18"/>
                       <w:szCs w:val="18"/>
                     </w:rPr>
-                    <w:t xml:space="preserve">Step 2</w:t>
-                  </w:r>
-                  <w:r>
-                    <w:rPr>
-                      <w:rFonts w:ascii="Avenir Next" w:hAnsi="Avenir Next" w:cs="Avenir Next" w:eastAsia="Avenir Next"/>
-                      <w:color w:val="1A1A1A"/>
-                      <w:sz w:val="18"/>
-                      <w:szCs w:val="18"/>
-                    </w:rPr>
                     <w:tab/>
                   </w:r>
                   <w:r>
                     <w:rPr>
                       <w:rFonts w:ascii="Avenir Next" w:hAnsi="Avenir Next" w:cs="Avenir Next" w:eastAsia="Avenir Next"/>
                       <w:color w:val="1A1A1A"/>
-                      <w:sz w:val="21"/>
+                      <w:sz w:val="22"/>
                       <w:szCs w:val="21"/>
                     </w:rPr>
                     <w:t xml:space="preserve">Look at the other coordinate. Different signs? </w:t>
@@ -926,7 +931,7 @@
                       <w:rFonts w:ascii="Avenir Next" w:hAnsi="Avenir Next" w:cs="Avenir Next" w:eastAsia="Avenir Next"/>
                       <w:b/>
                       <w:color w:val="1A1A1A"/>
-                      <w:sz w:val="21"/>
+                      <w:sz w:val="22"/>
                       <w:szCs w:val="21"/>
                     </w:rPr>
                     <w:t xml:space="preserve">Add</w:t>
@@ -935,7 +940,7 @@
                     <w:rPr>
                       <w:rFonts w:ascii="Avenir Next" w:hAnsi="Avenir Next" w:cs="Avenir Next" w:eastAsia="Avenir Next"/>
                       <w:color w:val="1A1A1A"/>
-                      <w:sz w:val="21"/>
+                      <w:sz w:val="22"/>
                       <w:szCs w:val="21"/>
                     </w:rPr>
                     <w:t xml:space="preserve">. Same sign? </w:t>
@@ -945,7 +950,7 @@
                       <w:rFonts w:ascii="Avenir Next" w:hAnsi="Avenir Next" w:cs="Avenir Next" w:eastAsia="Avenir Next"/>
                       <w:b/>
                       <w:color w:val="1A1A1A"/>
-                      <w:sz w:val="21"/>
+                      <w:sz w:val="22"/>
                       <w:szCs w:val="21"/>
                     </w:rPr>
                     <w:t xml:space="preserve">Subtract</w:t>
@@ -954,7 +959,7 @@
                     <w:rPr>
                       <w:rFonts w:ascii="Avenir Next" w:hAnsi="Avenir Next" w:cs="Avenir Next" w:eastAsia="Avenir Next"/>
                       <w:color w:val="1A1A1A"/>
-                      <w:sz w:val="21"/>
+                      <w:sz w:val="22"/>
                       <w:szCs w:val="21"/>
                     </w:rPr>
                     <w:t xml:space="preserve">.</w:t>
@@ -1173,7 +1178,7 @@
                     <w:drawing>
                       <wp:inline distT="0" distB="0" distL="0" distR="0">
                         <wp:extent cx="1828800" cy="1845128"/>
-                        <wp:docPr id="1" name="Figure 1"/>
+                        <wp:docPr id="1" name="Figure 1" descr="Coordinate grid. Horizontal axis x: -5 to 5, ticks every 1. Vertical axis y: -5 to 5, ticks every 1. Points: x: -4; y: 3; label: A, x: 3; y: 3; label: B, x: 3; y: -2; label: C, x: -4; y: -4; label: D."/>
                         <a:graphic xmlns:a="http://schemas.openxmlformats.org/drawingml/2006/main">
                           <a:graphicData uri="http://schemas.openxmlformats.org/drawingml/2006/picture">
                             <pic:pic xmlns:pic="http://schemas.openxmlformats.org/drawingml/2006/picture">
@@ -1974,25 +1979,25 @@
                 <w:rFonts w:ascii="Avenir Next" w:hAnsi="Avenir Next" w:cs="Avenir Next" w:eastAsia="Avenir Next"/>
                 <w:b/>
                 <w:color w:val="003A70"/>
+                <w:sz w:val="22"/>
+                <w:szCs w:val="18"/>
+              </w:rPr>
+              <w:t xml:space="preserve">Step 1</w:t>
+            </w:r>
+            <w:r>
+              <w:rPr>
+                <w:rFonts w:ascii="Avenir Next" w:hAnsi="Avenir Next" w:cs="Avenir Next" w:eastAsia="Avenir Next"/>
+                <w:color w:val="1A1A1A"/>
                 <w:sz w:val="18"/>
                 <w:szCs w:val="18"/>
               </w:rPr>
-              <w:t xml:space="preserve">Step 1</w:t>
-            </w:r>
-            <w:r>
-              <w:rPr>
-                <w:rFonts w:ascii="Avenir Next" w:hAnsi="Avenir Next" w:cs="Avenir Next" w:eastAsia="Avenir Next"/>
-                <w:color w:val="1A1A1A"/>
-                <w:sz w:val="18"/>
-                <w:szCs w:val="18"/>
-              </w:rPr>
               <w:tab/>
             </w:r>
             <w:r>
               <w:rPr>
                 <w:rFonts w:ascii="Avenir Next" w:hAnsi="Avenir Next" w:cs="Avenir Next" w:eastAsia="Avenir Next"/>
                 <w:color w:val="1A1A1A"/>
-                <w:sz w:val="21"/>
+                <w:sz w:val="22"/>
                 <w:szCs w:val="21"/>
               </w:rPr>
               <w:t xml:space="preserve">The x-coordinates match, so use the y-coordinates −3 and 5.</w:t>
@@ -2012,25 +2017,25 @@
                 <w:rFonts w:ascii="Avenir Next" w:hAnsi="Avenir Next" w:cs="Avenir Next" w:eastAsia="Avenir Next"/>
                 <w:b/>
                 <w:color w:val="003A70"/>
+                <w:sz w:val="22"/>
+                <w:szCs w:val="18"/>
+              </w:rPr>
+              <w:t xml:space="preserve">Step 2</w:t>
+            </w:r>
+            <w:r>
+              <w:rPr>
+                <w:rFonts w:ascii="Avenir Next" w:hAnsi="Avenir Next" w:cs="Avenir Next" w:eastAsia="Avenir Next"/>
+                <w:color w:val="1A1A1A"/>
                 <w:sz w:val="18"/>
                 <w:szCs w:val="18"/>
               </w:rPr>
-              <w:t xml:space="preserve">Step 2</w:t>
-            </w:r>
-            <w:r>
-              <w:rPr>
-                <w:rFonts w:ascii="Avenir Next" w:hAnsi="Avenir Next" w:cs="Avenir Next" w:eastAsia="Avenir Next"/>
-                <w:color w:val="1A1A1A"/>
-                <w:sz w:val="18"/>
-                <w:szCs w:val="18"/>
-              </w:rPr>
               <w:tab/>
             </w:r>
             <w:r>
               <w:rPr>
                 <w:rFonts w:ascii="Avenir Next" w:hAnsi="Avenir Next" w:cs="Avenir Next" w:eastAsia="Avenir Next"/>
                 <w:color w:val="1A1A1A"/>
-                <w:sz w:val="21"/>
+                <w:sz w:val="22"/>
                 <w:szCs w:val="21"/>
               </w:rPr>
               <w:t xml:space="preserve">The signs are different, so </w:t>
@@ -2040,7 +2045,7 @@
                 <w:rFonts w:ascii="Avenir Next" w:hAnsi="Avenir Next" w:cs="Avenir Next" w:eastAsia="Avenir Next"/>
                 <w:b/>
                 <w:color w:val="1A1A1A"/>
-                <w:sz w:val="21"/>
+                <w:sz w:val="22"/>
                 <w:szCs w:val="21"/>
               </w:rPr>
               <w:t xml:space="preserve">add</w:t>
@@ -2049,7 +2054,7 @@
               <w:rPr>
                 <w:rFonts w:ascii="Avenir Next" w:hAnsi="Avenir Next" w:cs="Avenir Next" w:eastAsia="Avenir Next"/>
                 <w:color w:val="1A1A1A"/>
-                <w:sz w:val="21"/>
+                <w:sz w:val="22"/>
                 <w:szCs w:val="21"/>
               </w:rPr>
               <w:t xml:space="preserve"> the absolute values.</w:t>
@@ -2068,25 +2073,25 @@
                 <w:rFonts w:ascii="Avenir Next" w:hAnsi="Avenir Next" w:cs="Avenir Next" w:eastAsia="Avenir Next"/>
                 <w:b/>
                 <w:color w:val="1A1A1A"/>
+                <w:sz w:val="22"/>
+                <w:szCs w:val="18"/>
+              </w:rPr>
+              <w:t xml:space="preserve">Answer</w:t>
+            </w:r>
+            <w:r>
+              <w:rPr>
+                <w:rFonts w:ascii="Avenir Next" w:hAnsi="Avenir Next" w:cs="Avenir Next" w:eastAsia="Avenir Next"/>
+                <w:color w:val="1A1A1A"/>
                 <w:sz w:val="18"/>
                 <w:szCs w:val="18"/>
               </w:rPr>
-              <w:t xml:space="preserve">Answer</w:t>
-            </w:r>
-            <w:r>
-              <w:rPr>
-                <w:rFonts w:ascii="Avenir Next" w:hAnsi="Avenir Next" w:cs="Avenir Next" w:eastAsia="Avenir Next"/>
-                <w:color w:val="1A1A1A"/>
-                <w:sz w:val="18"/>
-                <w:szCs w:val="18"/>
-              </w:rPr>
               <w:tab/>
             </w:r>
             <w:r>
               <w:rPr>
                 <w:rFonts w:ascii="Avenir Next" w:hAnsi="Avenir Next" w:cs="Avenir Next" w:eastAsia="Avenir Next"/>
                 <w:color w:val="1A1A1A"/>
-                <w:sz w:val="18"/>
+                <w:sz w:val="22"/>
                 <w:szCs w:val="18"/>
               </w:rPr>
               <w:t xml:space="preserve">  blocks</w:t>
@@ -2219,25 +2224,25 @@
                 <w:rFonts w:ascii="Avenir Next" w:hAnsi="Avenir Next" w:cs="Avenir Next" w:eastAsia="Avenir Next"/>
                 <w:b/>
                 <w:color w:val="003A70"/>
+                <w:sz w:val="22"/>
+                <w:szCs w:val="18"/>
+              </w:rPr>
+              <w:t xml:space="preserve">Step 1</w:t>
+            </w:r>
+            <w:r>
+              <w:rPr>
+                <w:rFonts w:ascii="Avenir Next" w:hAnsi="Avenir Next" w:cs="Avenir Next" w:eastAsia="Avenir Next"/>
+                <w:color w:val="1A1A1A"/>
                 <w:sz w:val="18"/>
                 <w:szCs w:val="18"/>
               </w:rPr>
-              <w:t xml:space="preserve">Step 1</w:t>
-            </w:r>
-            <w:r>
-              <w:rPr>
-                <w:rFonts w:ascii="Avenir Next" w:hAnsi="Avenir Next" w:cs="Avenir Next" w:eastAsia="Avenir Next"/>
-                <w:color w:val="1A1A1A"/>
-                <w:sz w:val="18"/>
-                <w:szCs w:val="18"/>
-              </w:rPr>
               <w:tab/>
             </w:r>
             <w:r>
               <w:rPr>
                 <w:rFonts w:ascii="Avenir Next" w:hAnsi="Avenir Next" w:cs="Avenir Next" w:eastAsia="Avenir Next"/>
                 <w:color w:val="1A1A1A"/>
-                <w:sz w:val="21"/>
+                <w:sz w:val="22"/>
                 <w:szCs w:val="21"/>
               </w:rPr>
               <w:t xml:space="preserve">Moving left changes only the x-coordinate.</w:t>
@@ -2257,25 +2262,25 @@
                 <w:rFonts w:ascii="Avenir Next" w:hAnsi="Avenir Next" w:cs="Avenir Next" w:eastAsia="Avenir Next"/>
                 <w:b/>
                 <w:color w:val="003A70"/>
+                <w:sz w:val="22"/>
+                <w:szCs w:val="18"/>
+              </w:rPr>
+              <w:t xml:space="preserve">Step 2</w:t>
+            </w:r>
+            <w:r>
+              <w:rPr>
+                <w:rFonts w:ascii="Avenir Next" w:hAnsi="Avenir Next" w:cs="Avenir Next" w:eastAsia="Avenir Next"/>
+                <w:color w:val="1A1A1A"/>
                 <w:sz w:val="18"/>
                 <w:szCs w:val="18"/>
               </w:rPr>
-              <w:t xml:space="preserve">Step 2</w:t>
-            </w:r>
-            <w:r>
-              <w:rPr>
-                <w:rFonts w:ascii="Avenir Next" w:hAnsi="Avenir Next" w:cs="Avenir Next" w:eastAsia="Avenir Next"/>
-                <w:color w:val="1A1A1A"/>
-                <w:sz w:val="18"/>
-                <w:szCs w:val="18"/>
-              </w:rPr>
               <w:tab/>
             </w:r>
             <w:r>
               <w:rPr>
                 <w:rFonts w:ascii="Avenir Next" w:hAnsi="Avenir Next" w:cs="Avenir Next" w:eastAsia="Avenir Next"/>
                 <w:color w:val="1A1A1A"/>
-                <w:sz w:val="21"/>
+                <w:sz w:val="22"/>
                 <w:szCs w:val="21"/>
               </w:rPr>
               <w:t xml:space="preserve">Subtract 6 from the x-coordinate. Keep the y-coordinate.</w:t>
@@ -2294,7 +2299,7 @@
                 <w:rFonts w:ascii="Avenir Next" w:hAnsi="Avenir Next" w:cs="Avenir Next" w:eastAsia="Avenir Next"/>
                 <w:b/>
                 <w:color w:val="1A1A1A"/>
-                <w:sz w:val="18"/>
+                <w:sz w:val="22"/>
                 <w:szCs w:val="18"/>
               </w:rPr>
               <w:t xml:space="preserve">Answer</w:t>
@@ -2414,7 +2419,7 @@
                 <w:rFonts w:ascii="Avenir Next" w:hAnsi="Avenir Next" w:cs="Avenir Next" w:eastAsia="Avenir Next"/>
                 <w:b/>
                 <w:color w:val="003A70"/>
-                <w:sz w:val="17"/>
+                <w:sz w:val="22"/>
                 <w:szCs w:val="17"/>
               </w:rPr>
               <w:t xml:space="preserve">Frame  </w:t>
@@ -2424,10 +2429,30 @@
                 <w:rFonts w:ascii="Avenir Next" w:hAnsi="Avenir Next" w:cs="Avenir Next" w:eastAsia="Avenir Next"/>
                 <w:i/>
                 <w:color w:val="1A1A1A"/>
+                <w:sz w:val="22"/>
+                <w:szCs w:val="18"/>
+              </w:rPr>
+              <w:t xml:space="preserve">Eli is wrong because both y-coordinates are </w:t>
+            </w:r>
+            <w:r>
+              <w:rPr>
+                <w:rFonts w:ascii="Avenir Next" w:hAnsi="Avenir Next" w:cs="Avenir Next" w:eastAsia="Avenir Next"/>
+                <w:color w:val="1A1A1A"/>
                 <w:sz w:val="18"/>
                 <w:szCs w:val="18"/>
-              </w:rPr>
-              <w:t xml:space="preserve">Eli is wrong because both y-coordinates are </w:t>
+                <w:u w:val="single"/>
+              </w:rPr>
+              <w:t xml:space="preserve">      </w:t>
+            </w:r>
+            <w:r>
+              <w:rPr>
+                <w:rFonts w:ascii="Avenir Next" w:hAnsi="Avenir Next" w:cs="Avenir Next" w:eastAsia="Avenir Next"/>
+                <w:i/>
+                <w:color w:val="1A1A1A"/>
+                <w:sz w:val="22"/>
+                <w:szCs w:val="18"/>
+              </w:rPr>
+              <w:t xml:space="preserve">, so he should </w:t>
             </w:r>
             <w:r>
               <w:rPr>
@@ -2444,17 +2469,17 @@
                 <w:rFonts w:ascii="Avenir Next" w:hAnsi="Avenir Next" w:cs="Avenir Next" w:eastAsia="Avenir Next"/>
                 <w:i/>
                 <w:color w:val="1A1A1A"/>
+                <w:sz w:val="22"/>
+                <w:szCs w:val="18"/>
+              </w:rPr>
+              <w:t xml:space="preserve">. The distance is </w:t>
+            </w:r>
+            <w:r>
+              <w:rPr>
+                <w:rFonts w:ascii="Avenir Next" w:hAnsi="Avenir Next" w:cs="Avenir Next" w:eastAsia="Avenir Next"/>
+                <w:color w:val="1A1A1A"/>
                 <w:sz w:val="18"/>
                 <w:szCs w:val="18"/>
-              </w:rPr>
-              <w:t xml:space="preserve">, so he should </w:t>
-            </w:r>
-            <w:r>
-              <w:rPr>
-                <w:rFonts w:ascii="Avenir Next" w:hAnsi="Avenir Next" w:cs="Avenir Next" w:eastAsia="Avenir Next"/>
-                <w:color w:val="1A1A1A"/>
-                <w:sz w:val="18"/>
-                <w:szCs w:val="18"/>
                 <w:u w:val="single"/>
               </w:rPr>
               <w:t xml:space="preserve">      </w:t>
@@ -2464,27 +2489,7 @@
                 <w:rFonts w:ascii="Avenir Next" w:hAnsi="Avenir Next" w:cs="Avenir Next" w:eastAsia="Avenir Next"/>
                 <w:i/>
                 <w:color w:val="1A1A1A"/>
-                <w:sz w:val="18"/>
-                <w:szCs w:val="18"/>
-              </w:rPr>
-              <w:t xml:space="preserve">. The distance is </w:t>
-            </w:r>
-            <w:r>
-              <w:rPr>
-                <w:rFonts w:ascii="Avenir Next" w:hAnsi="Avenir Next" w:cs="Avenir Next" w:eastAsia="Avenir Next"/>
-                <w:color w:val="1A1A1A"/>
-                <w:sz w:val="18"/>
-                <w:szCs w:val="18"/>
-                <w:u w:val="single"/>
-              </w:rPr>
-              <w:t xml:space="preserve">      </w:t>
-            </w:r>
-            <w:r>
-              <w:rPr>
-                <w:rFonts w:ascii="Avenir Next" w:hAnsi="Avenir Next" w:cs="Avenir Next" w:eastAsia="Avenir Next"/>
-                <w:i/>
-                <w:color w:val="1A1A1A"/>
-                <w:sz w:val="18"/>
+                <w:sz w:val="22"/>
                 <w:szCs w:val="18"/>
               </w:rPr>
               <w:t xml:space="preserve">.</w:t>
@@ -2613,6 +2618,7 @@
           </w:tcPr>
           <w:p>
             <w:pPr>
+              <w:pStyle w:val="Heading2"/>
               <w:spacing w:before="0" w:after="0" w:line="240" w:lineRule="auto"/>
             </w:pPr>
             <w:r>
@@ -2650,7 +2656,7 @@
               <w:rPr>
                 <w:rFonts w:ascii="Avenir Next" w:hAnsi="Avenir Next" w:cs="Avenir Next" w:eastAsia="Avenir Next"/>
                 <w:color w:val="1A1A1A"/>
-                <w:sz w:val="17"/>
+                <w:sz w:val="22"/>
                 <w:szCs w:val="17"/>
               </w:rPr>
               <w:t xml:space="preserve">  I can do this on my own</w:t>
@@ -2679,7 +2685,7 @@
               <w:rPr>
                 <w:rFonts w:ascii="Avenir Next" w:hAnsi="Avenir Next" w:cs="Avenir Next" w:eastAsia="Avenir Next"/>
                 <w:color w:val="1A1A1A"/>
-                <w:sz w:val="17"/>
+                <w:sz w:val="22"/>
                 <w:szCs w:val="17"/>
               </w:rPr>
               <w:t xml:space="preserve">  I need a little help</w:t>
@@ -2708,7 +2714,7 @@
               <w:rPr>
                 <w:rFonts w:ascii="Avenir Next" w:hAnsi="Avenir Next" w:cs="Avenir Next" w:eastAsia="Avenir Next"/>
                 <w:color w:val="1A1A1A"/>
-                <w:sz w:val="17"/>
+                <w:sz w:val="22"/>
                 <w:szCs w:val="17"/>
               </w:rPr>
               <w:t xml:space="preserve">  I have a question about #</w:t>
@@ -2746,7 +2752,7 @@
         <w:rPr>
           <w:rFonts w:ascii="Avenir Next" w:hAnsi="Avenir Next" w:cs="Avenir Next" w:eastAsia="Avenir Next"/>
           <w:color w:val="5A5F66"/>
-          <w:sz w:val="17"/>
+          <w:sz w:val="22"/>
           <w:szCs w:val="17"/>
         </w:rPr>
         <w:t xml:space="preserve">With someone at home, count the blocks between two places on one street.</w:t>
@@ -2829,14 +2835,15 @@
           <w:caps/>
           <w:color w:val="003A70"/>
           <w:spacing w:val="12"/>
-          <w:sz w:val="21"/>
+          <w:sz w:val="22"/>
           <w:szCs w:val="21"/>
         </w:rPr>
-        <w:t xml:space="preserve">Lesson 7-6  ·  Homework Packet  ·  Level 1  ·  Sheet 2 of 2</w:t>
+        <w:t xml:space="preserve">Lesson 7-6  ·  Homework Packet  ·  Supported  ·  Session 2 · pages 3–4</w:t>
       </w:r>
     </w:p>
     <w:p>
       <w:pPr>
+        <w:pStyle w:val="Heading1"/>
         <w:keepNext/>
         <w:spacing w:before="0" w:after="10" w:line="240" w:lineRule="auto"/>
       </w:pPr>
@@ -2862,7 +2869,7 @@
         <w:rPr>
           <w:rFonts w:ascii="Avenir Next" w:hAnsi="Avenir Next" w:cs="Avenir Next" w:eastAsia="Avenir Next"/>
           <w:color w:val="5A5F66"/>
-          <w:sz w:val="17"/>
+          <w:sz w:val="22"/>
           <w:szCs w:val="17"/>
         </w:rPr>
         <w:t xml:space="preserve">Maryland Standard 6.NS.C.8   ·   Learning target — I can decide whether to add or subtract to find a distance, then compare two distances.</w:t>
@@ -2909,6 +2916,7 @@
           </w:tcPr>
           <w:p>
             <w:pPr>
+              <w:pStyle w:val="Heading2"/>
               <w:spacing w:before="0" w:after="40" w:line="264" w:lineRule="auto"/>
             </w:pPr>
             <w:r>
@@ -2936,25 +2944,25 @@
                 <w:rFonts w:ascii="Avenir Next" w:hAnsi="Avenir Next" w:cs="Avenir Next" w:eastAsia="Avenir Next"/>
                 <w:b/>
                 <w:color w:val="003A70"/>
+                <w:sz w:val="22"/>
+                <w:szCs w:val="18"/>
+              </w:rPr>
+              <w:t xml:space="preserve">•</w:t>
+            </w:r>
+            <w:r>
+              <w:rPr>
+                <w:rFonts w:ascii="Avenir Next" w:hAnsi="Avenir Next" w:cs="Avenir Next" w:eastAsia="Avenir Next"/>
+                <w:color w:val="1A1A1A"/>
                 <w:sz w:val="18"/>
                 <w:szCs w:val="18"/>
               </w:rPr>
-              <w:t xml:space="preserve">•</w:t>
-            </w:r>
-            <w:r>
-              <w:rPr>
-                <w:rFonts w:ascii="Avenir Next" w:hAnsi="Avenir Next" w:cs="Avenir Next" w:eastAsia="Avenir Next"/>
-                <w:color w:val="1A1A1A"/>
-                <w:sz w:val="18"/>
-                <w:szCs w:val="18"/>
-              </w:rPr>
               <w:tab/>
             </w:r>
             <w:r>
               <w:rPr>
                 <w:rFonts w:ascii="Avenir Next" w:hAnsi="Avenir Next" w:cs="Avenir Next" w:eastAsia="Avenir Next"/>
                 <w:color w:val="1A1A1A"/>
-                <w:sz w:val="18"/>
+                <w:sz w:val="22"/>
                 <w:szCs w:val="18"/>
               </w:rPr>
               <w:t xml:space="preserve">Find </w:t>
@@ -2964,7 +2972,7 @@
                 <w:rFonts w:ascii="Avenir Next" w:hAnsi="Avenir Next" w:cs="Avenir Next" w:eastAsia="Avenir Next"/>
                 <w:b/>
                 <w:color w:val="1A1A1A"/>
-                <w:sz w:val="18"/>
+                <w:sz w:val="22"/>
                 <w:szCs w:val="18"/>
               </w:rPr>
               <w:t xml:space="preserve">each</w:t>
@@ -2973,7 +2981,7 @@
               <w:rPr>
                 <w:rFonts w:ascii="Avenir Next" w:hAnsi="Avenir Next" w:cs="Avenir Next" w:eastAsia="Avenir Next"/>
                 <w:color w:val="1A1A1A"/>
-                <w:sz w:val="18"/>
+                <w:sz w:val="22"/>
                 <w:szCs w:val="18"/>
               </w:rPr>
               <w:t xml:space="preserve"> distance first. Then compare.</w:t>
@@ -2992,25 +3000,25 @@
                 <w:rFonts w:ascii="Avenir Next" w:hAnsi="Avenir Next" w:cs="Avenir Next" w:eastAsia="Avenir Next"/>
                 <w:b/>
                 <w:color w:val="003A70"/>
+                <w:sz w:val="22"/>
+                <w:szCs w:val="18"/>
+              </w:rPr>
+              <w:t xml:space="preserve">•</w:t>
+            </w:r>
+            <w:r>
+              <w:rPr>
+                <w:rFonts w:ascii="Avenir Next" w:hAnsi="Avenir Next" w:cs="Avenir Next" w:eastAsia="Avenir Next"/>
+                <w:color w:val="1A1A1A"/>
                 <w:sz w:val="18"/>
                 <w:szCs w:val="18"/>
               </w:rPr>
-              <w:t xml:space="preserve">•</w:t>
-            </w:r>
-            <w:r>
-              <w:rPr>
-                <w:rFonts w:ascii="Avenir Next" w:hAnsi="Avenir Next" w:cs="Avenir Next" w:eastAsia="Avenir Next"/>
-                <w:color w:val="1A1A1A"/>
-                <w:sz w:val="18"/>
-                <w:szCs w:val="18"/>
-              </w:rPr>
               <w:tab/>
             </w:r>
             <w:r>
               <w:rPr>
                 <w:rFonts w:ascii="Avenir Next" w:hAnsi="Avenir Next" w:cs="Avenir Next" w:eastAsia="Avenir Next"/>
                 <w:color w:val="1A1A1A"/>
-                <w:sz w:val="18"/>
+                <w:sz w:val="22"/>
                 <w:szCs w:val="18"/>
               </w:rPr>
               <w:t xml:space="preserve">Different signs: </w:t>
@@ -3020,7 +3028,7 @@
                 <w:rFonts w:ascii="Avenir Next" w:hAnsi="Avenir Next" w:cs="Avenir Next" w:eastAsia="Avenir Next"/>
                 <w:b/>
                 <w:color w:val="1A1A1A"/>
-                <w:sz w:val="18"/>
+                <w:sz w:val="22"/>
                 <w:szCs w:val="18"/>
               </w:rPr>
               <w:t xml:space="preserve">add</w:t>
@@ -3029,7 +3037,7 @@
               <w:rPr>
                 <w:rFonts w:ascii="Avenir Next" w:hAnsi="Avenir Next" w:cs="Avenir Next" w:eastAsia="Avenir Next"/>
                 <w:color w:val="1A1A1A"/>
-                <w:sz w:val="18"/>
+                <w:sz w:val="22"/>
                 <w:szCs w:val="18"/>
               </w:rPr>
               <w:t xml:space="preserve">. Same sign: </w:t>
@@ -3039,7 +3047,7 @@
                 <w:rFonts w:ascii="Avenir Next" w:hAnsi="Avenir Next" w:cs="Avenir Next" w:eastAsia="Avenir Next"/>
                 <w:b/>
                 <w:color w:val="1A1A1A"/>
-                <w:sz w:val="18"/>
+                <w:sz w:val="22"/>
                 <w:szCs w:val="18"/>
               </w:rPr>
               <w:t xml:space="preserve">subtract</w:t>
@@ -3048,7 +3056,7 @@
               <w:rPr>
                 <w:rFonts w:ascii="Avenir Next" w:hAnsi="Avenir Next" w:cs="Avenir Next" w:eastAsia="Avenir Next"/>
                 <w:color w:val="1A1A1A"/>
-                <w:sz w:val="18"/>
+                <w:sz w:val="22"/>
                 <w:szCs w:val="18"/>
               </w:rPr>
               <w:t xml:space="preserve">.</w:t>
@@ -3067,25 +3075,25 @@
                 <w:rFonts w:ascii="Avenir Next" w:hAnsi="Avenir Next" w:cs="Avenir Next" w:eastAsia="Avenir Next"/>
                 <w:b/>
                 <w:color w:val="003A70"/>
+                <w:sz w:val="22"/>
+                <w:szCs w:val="18"/>
+              </w:rPr>
+              <w:t xml:space="preserve">•</w:t>
+            </w:r>
+            <w:r>
+              <w:rPr>
+                <w:rFonts w:ascii="Avenir Next" w:hAnsi="Avenir Next" w:cs="Avenir Next" w:eastAsia="Avenir Next"/>
+                <w:color w:val="1A1A1A"/>
                 <w:sz w:val="18"/>
                 <w:szCs w:val="18"/>
               </w:rPr>
-              <w:t xml:space="preserve">•</w:t>
-            </w:r>
-            <w:r>
-              <w:rPr>
-                <w:rFonts w:ascii="Avenir Next" w:hAnsi="Avenir Next" w:cs="Avenir Next" w:eastAsia="Avenir Next"/>
-                <w:color w:val="1A1A1A"/>
-                <w:sz w:val="18"/>
-                <w:szCs w:val="18"/>
-              </w:rPr>
               <w:tab/>
             </w:r>
             <w:r>
               <w:rPr>
                 <w:rFonts w:ascii="Avenir Next" w:hAnsi="Avenir Next" w:cs="Avenir Next" w:eastAsia="Avenir Next"/>
                 <w:color w:val="1A1A1A"/>
-                <w:sz w:val="18"/>
+                <w:sz w:val="22"/>
                 <w:szCs w:val="18"/>
               </w:rPr>
               <w:t xml:space="preserve">A distance is never negative.</w:t>
@@ -3100,6 +3108,7 @@
           </w:tcPr>
           <w:p>
             <w:pPr>
+              <w:pStyle w:val="Heading2"/>
               <w:spacing w:before="0" w:after="40" w:line="264" w:lineRule="auto"/>
             </w:pPr>
             <w:r>
@@ -3122,7 +3131,7 @@
               <w:rPr>
                 <w:rFonts w:ascii="Avenir Next" w:hAnsi="Avenir Next" w:cs="Avenir Next" w:eastAsia="Avenir Next"/>
                 <w:color w:val="1A1A1A"/>
-                <w:sz w:val="17"/>
+                <w:sz w:val="22"/>
                 <w:szCs w:val="17"/>
               </w:rPr>
               <w:t xml:space="preserve">Which is longer: (−2, 4) to (5, 4), or (1, −3) to (1, 5)?</w:t>
@@ -3141,25 +3150,25 @@
                 <w:rFonts w:ascii="Avenir Next" w:hAnsi="Avenir Next" w:cs="Avenir Next" w:eastAsia="Avenir Next"/>
                 <w:b/>
                 <w:color w:val="003A70"/>
+                <w:sz w:val="22"/>
+                <w:szCs w:val="17"/>
+              </w:rPr>
+              <w:t xml:space="preserve">Step 1</w:t>
+            </w:r>
+            <w:r>
+              <w:rPr>
+                <w:rFonts w:ascii="Avenir Next" w:hAnsi="Avenir Next" w:cs="Avenir Next" w:eastAsia="Avenir Next"/>
+                <w:color w:val="1A1A1A"/>
                 <w:sz w:val="17"/>
                 <w:szCs w:val="17"/>
               </w:rPr>
-              <w:t xml:space="preserve">Step 1</w:t>
-            </w:r>
-            <w:r>
-              <w:rPr>
-                <w:rFonts w:ascii="Avenir Next" w:hAnsi="Avenir Next" w:cs="Avenir Next" w:eastAsia="Avenir Next"/>
-                <w:color w:val="1A1A1A"/>
-                <w:sz w:val="17"/>
-                <w:szCs w:val="17"/>
-              </w:rPr>
               <w:tab/>
             </w:r>
             <w:r>
               <w:rPr>
                 <w:rFonts w:ascii="Avenir Next" w:hAnsi="Avenir Next" w:cs="Avenir Next" w:eastAsia="Avenir Next"/>
                 <w:color w:val="1A1A1A"/>
-                <w:sz w:val="17"/>
+                <w:sz w:val="22"/>
                 <w:szCs w:val="17"/>
               </w:rPr>
               <w:t xml:space="preserve">First: same y, use x: 2 + 5 = 7 units.</w:t>
@@ -3178,25 +3187,25 @@
                 <w:rFonts w:ascii="Avenir Next" w:hAnsi="Avenir Next" w:cs="Avenir Next" w:eastAsia="Avenir Next"/>
                 <w:b/>
                 <w:color w:val="003A70"/>
+                <w:sz w:val="22"/>
+                <w:szCs w:val="17"/>
+              </w:rPr>
+              <w:t xml:space="preserve">Step 2</w:t>
+            </w:r>
+            <w:r>
+              <w:rPr>
+                <w:rFonts w:ascii="Avenir Next" w:hAnsi="Avenir Next" w:cs="Avenir Next" w:eastAsia="Avenir Next"/>
+                <w:color w:val="1A1A1A"/>
                 <w:sz w:val="17"/>
                 <w:szCs w:val="17"/>
               </w:rPr>
-              <w:t xml:space="preserve">Step 2</w:t>
-            </w:r>
-            <w:r>
-              <w:rPr>
-                <w:rFonts w:ascii="Avenir Next" w:hAnsi="Avenir Next" w:cs="Avenir Next" w:eastAsia="Avenir Next"/>
-                <w:color w:val="1A1A1A"/>
-                <w:sz w:val="17"/>
-                <w:szCs w:val="17"/>
-              </w:rPr>
               <w:tab/>
             </w:r>
             <w:r>
               <w:rPr>
                 <w:rFonts w:ascii="Avenir Next" w:hAnsi="Avenir Next" w:cs="Avenir Next" w:eastAsia="Avenir Next"/>
                 <w:color w:val="1A1A1A"/>
-                <w:sz w:val="17"/>
+                <w:sz w:val="22"/>
                 <w:szCs w:val="17"/>
               </w:rPr>
               <w:t xml:space="preserve">Second: same x, use y: 3 + 5 = 8 units. 8 &gt; 7.</w:t>
@@ -3215,18 +3224,18 @@
                 <w:rFonts w:ascii="Avenir Next" w:hAnsi="Avenir Next" w:cs="Avenir Next" w:eastAsia="Avenir Next"/>
                 <w:b/>
                 <w:color w:val="1A1A1A"/>
+                <w:sz w:val="22"/>
+                <w:szCs w:val="17"/>
+              </w:rPr>
+              <w:t xml:space="preserve">Answer</w:t>
+            </w:r>
+            <w:r>
+              <w:rPr>
+                <w:rFonts w:ascii="Avenir Next" w:hAnsi="Avenir Next" w:cs="Avenir Next" w:eastAsia="Avenir Next"/>
+                <w:color w:val="1A1A1A"/>
                 <w:sz w:val="17"/>
                 <w:szCs w:val="17"/>
               </w:rPr>
-              <w:t xml:space="preserve">Answer</w:t>
-            </w:r>
-            <w:r>
-              <w:rPr>
-                <w:rFonts w:ascii="Avenir Next" w:hAnsi="Avenir Next" w:cs="Avenir Next" w:eastAsia="Avenir Next"/>
-                <w:color w:val="1A1A1A"/>
-                <w:sz w:val="17"/>
-                <w:szCs w:val="17"/>
-              </w:rPr>
               <w:tab/>
             </w:r>
             <w:r>
@@ -3234,7 +3243,7 @@
                 <w:rFonts w:ascii="Avenir Next" w:hAnsi="Avenir Next" w:cs="Avenir Next" w:eastAsia="Avenir Next"/>
                 <w:b/>
                 <w:color w:val="1A1A1A"/>
-                <w:sz w:val="17"/>
+                <w:sz w:val="22"/>
                 <w:szCs w:val="17"/>
               </w:rPr>
               <w:t xml:space="preserve">the second one</w:t>
@@ -3284,6 +3293,7 @@
           </w:tcPr>
           <w:p>
             <w:pPr>
+              <w:pStyle w:val="Heading2"/>
               <w:spacing w:before="0" w:after="40" w:line="264" w:lineRule="auto"/>
             </w:pPr>
             <w:r>
@@ -3307,7 +3317,7 @@
                 <w:rFonts w:ascii="Avenir Next" w:hAnsi="Avenir Next" w:cs="Avenir Next" w:eastAsia="Avenir Next"/>
                 <w:b/>
                 <w:color w:val="1A1A1A"/>
-                <w:sz w:val="21"/>
+                <w:sz w:val="22"/>
                 <w:szCs w:val="21"/>
               </w:rPr>
               <w:t xml:space="preserve">compare</w:t>
@@ -3316,7 +3326,7 @@
               <w:rPr>
                 <w:rFonts w:ascii="Avenir Next" w:hAnsi="Avenir Next" w:cs="Avenir Next" w:eastAsia="Avenir Next"/>
                 <w:color w:val="5A5F66"/>
-                <w:sz w:val="21"/>
+                <w:sz w:val="22"/>
                 <w:szCs w:val="21"/>
               </w:rPr>
               <w:t xml:space="preserve"> — </w:t>
@@ -3325,7 +3335,7 @@
               <w:rPr>
                 <w:rFonts w:ascii="Avenir Next" w:hAnsi="Avenir Next" w:cs="Avenir Next" w:eastAsia="Avenir Next"/>
                 <w:color w:val="1A1A1A"/>
-                <w:sz w:val="21"/>
+                <w:sz w:val="22"/>
                 <w:szCs w:val="21"/>
               </w:rPr>
               <w:t xml:space="preserve">decide which is greater</w:t>
@@ -3340,7 +3350,7 @@
                 <w:rFonts w:ascii="Avenir Next" w:hAnsi="Avenir Next" w:cs="Avenir Next" w:eastAsia="Avenir Next"/>
                 <w:b/>
                 <w:color w:val="1A1A1A"/>
-                <w:sz w:val="21"/>
+                <w:sz w:val="22"/>
                 <w:szCs w:val="21"/>
               </w:rPr>
               <w:t xml:space="preserve">farther</w:t>
@@ -3349,7 +3359,7 @@
               <w:rPr>
                 <w:rFonts w:ascii="Avenir Next" w:hAnsi="Avenir Next" w:cs="Avenir Next" w:eastAsia="Avenir Next"/>
                 <w:color w:val="5A5F66"/>
-                <w:sz w:val="21"/>
+                <w:sz w:val="22"/>
                 <w:szCs w:val="21"/>
               </w:rPr>
               <w:t xml:space="preserve"> — </w:t>
@@ -3358,7 +3368,7 @@
               <w:rPr>
                 <w:rFonts w:ascii="Avenir Next" w:hAnsi="Avenir Next" w:cs="Avenir Next" w:eastAsia="Avenir Next"/>
                 <w:color w:val="1A1A1A"/>
-                <w:sz w:val="21"/>
+                <w:sz w:val="22"/>
                 <w:szCs w:val="21"/>
               </w:rPr>
               <w:t xml:space="preserve">a longer distance</w:t>
@@ -3384,7 +3394,7 @@
                 <w:rFonts w:ascii="Avenir Next" w:hAnsi="Avenir Next" w:cs="Avenir Next" w:eastAsia="Avenir Next"/>
                 <w:b/>
                 <w:color w:val="1A1A1A"/>
-                <w:sz w:val="21"/>
+                <w:sz w:val="22"/>
                 <w:szCs w:val="21"/>
               </w:rPr>
               <w:t xml:space="preserve">closer</w:t>
@@ -3393,7 +3403,7 @@
               <w:rPr>
                 <w:rFonts w:ascii="Avenir Next" w:hAnsi="Avenir Next" w:cs="Avenir Next" w:eastAsia="Avenir Next"/>
                 <w:color w:val="5A5F66"/>
-                <w:sz w:val="21"/>
+                <w:sz w:val="22"/>
                 <w:szCs w:val="21"/>
               </w:rPr>
               <w:t xml:space="preserve"> — </w:t>
@@ -3402,7 +3412,7 @@
               <w:rPr>
                 <w:rFonts w:ascii="Avenir Next" w:hAnsi="Avenir Next" w:cs="Avenir Next" w:eastAsia="Avenir Next"/>
                 <w:color w:val="1A1A1A"/>
-                <w:sz w:val="21"/>
+                <w:sz w:val="22"/>
                 <w:szCs w:val="21"/>
               </w:rPr>
               <w:t xml:space="preserve">a shorter distance</w:t>
@@ -3413,6 +3423,7 @@
     </w:tbl>
     <w:p>
       <w:pPr>
+        <w:pStyle w:val="Heading2"/>
         <w:keepNext/>
         <w:pBdr>
           <w:bottom w:val="single" w:sz="8" w:space="3" w:color="003A70"/>
@@ -3428,7 +3439,7 @@
           <w:b/>
           <w:color w:val="003A70"/>
           <w:spacing w:val="14"/>
-          <w:sz w:val="21"/>
+          <w:sz w:val="22"/>
           <w:szCs w:val="21"/>
         </w:rPr>
         <w:t xml:space="preserve">PRACTICE</w:t>
@@ -3447,7 +3458,7 @@
           <w:rFonts w:ascii="Avenir Next" w:hAnsi="Avenir Next" w:cs="Avenir Next" w:eastAsia="Avenir Next"/>
           <w:i/>
           <w:color w:val="5A5F66"/>
-          <w:sz w:val="17"/>
+          <w:sz w:val="22"/>
           <w:szCs w:val="17"/>
         </w:rPr>
         <w:t xml:space="preserve">show your work · label units</w:t>
@@ -3587,25 +3598,25 @@
                       <w:rFonts w:ascii="Avenir Next" w:hAnsi="Avenir Next" w:cs="Avenir Next" w:eastAsia="Avenir Next"/>
                       <w:b/>
                       <w:color w:val="003A70"/>
+                      <w:sz w:val="22"/>
+                      <w:szCs w:val="18"/>
+                    </w:rPr>
+                    <w:t xml:space="preserve">Step 1</w:t>
+                  </w:r>
+                  <w:r>
+                    <w:rPr>
+                      <w:rFonts w:ascii="Avenir Next" w:hAnsi="Avenir Next" w:cs="Avenir Next" w:eastAsia="Avenir Next"/>
+                      <w:color w:val="1A1A1A"/>
                       <w:sz w:val="18"/>
                       <w:szCs w:val="18"/>
                     </w:rPr>
-                    <w:t xml:space="preserve">Step 1</w:t>
-                  </w:r>
-                  <w:r>
-                    <w:rPr>
-                      <w:rFonts w:ascii="Avenir Next" w:hAnsi="Avenir Next" w:cs="Avenir Next" w:eastAsia="Avenir Next"/>
-                      <w:color w:val="1A1A1A"/>
-                      <w:sz w:val="18"/>
-                      <w:szCs w:val="18"/>
-                    </w:rPr>
                     <w:tab/>
                   </w:r>
                   <w:r>
                     <w:rPr>
                       <w:rFonts w:ascii="Avenir Next" w:hAnsi="Avenir Next" w:cs="Avenir Next" w:eastAsia="Avenir Next"/>
                       <w:color w:val="1A1A1A"/>
-                      <w:sz w:val="21"/>
+                      <w:sz w:val="22"/>
                       <w:szCs w:val="21"/>
                     </w:rPr>
                     <w:t xml:space="preserve">Find H to L. Then find H to P.</w:t>
@@ -3625,25 +3636,25 @@
                       <w:rFonts w:ascii="Avenir Next" w:hAnsi="Avenir Next" w:cs="Avenir Next" w:eastAsia="Avenir Next"/>
                       <w:b/>
                       <w:color w:val="003A70"/>
+                      <w:sz w:val="22"/>
+                      <w:szCs w:val="18"/>
+                    </w:rPr>
+                    <w:t xml:space="preserve">Step 2</w:t>
+                  </w:r>
+                  <w:r>
+                    <w:rPr>
+                      <w:rFonts w:ascii="Avenir Next" w:hAnsi="Avenir Next" w:cs="Avenir Next" w:eastAsia="Avenir Next"/>
+                      <w:color w:val="1A1A1A"/>
                       <w:sz w:val="18"/>
                       <w:szCs w:val="18"/>
                     </w:rPr>
-                    <w:t xml:space="preserve">Step 2</w:t>
-                  </w:r>
-                  <w:r>
-                    <w:rPr>
-                      <w:rFonts w:ascii="Avenir Next" w:hAnsi="Avenir Next" w:cs="Avenir Next" w:eastAsia="Avenir Next"/>
-                      <w:color w:val="1A1A1A"/>
-                      <w:sz w:val="18"/>
-                      <w:szCs w:val="18"/>
-                    </w:rPr>
                     <w:tab/>
                   </w:r>
                   <w:r>
                     <w:rPr>
                       <w:rFonts w:ascii="Avenir Next" w:hAnsi="Avenir Next" w:cs="Avenir Next" w:eastAsia="Avenir Next"/>
                       <w:color w:val="1A1A1A"/>
-                      <w:sz w:val="21"/>
+                      <w:sz w:val="22"/>
                       <w:szCs w:val="21"/>
                     </w:rPr>
                     <w:t xml:space="preserve">Compare the two numbers. Subtract to find how many more.</w:t>
@@ -3853,7 +3864,7 @@
                     <w:drawing>
                       <wp:inline distT="0" distB="0" distL="0" distR="0">
                         <wp:extent cx="1828800" cy="1845128"/>
-                        <wp:docPr id="2" name="Figure 2"/>
+                        <wp:docPr id="2" name="Figure 2" descr="Coordinate grid. Horizontal axis x: -5 to 5, ticks every 1. Vertical axis y: -5 to 5, ticks every 1. Points: x: -4; y: 2; label: H, x: 3; y: 2; label: L, x: -4; y: -3; label: P."/>
                         <a:graphic xmlns:a="http://schemas.openxmlformats.org/drawingml/2006/main">
                           <a:graphicData uri="http://schemas.openxmlformats.org/drawingml/2006/picture">
                             <pic:pic xmlns:pic="http://schemas.openxmlformats.org/drawingml/2006/picture">
@@ -4394,25 +4405,25 @@
                 <w:rFonts w:ascii="Avenir Next" w:hAnsi="Avenir Next" w:cs="Avenir Next" w:eastAsia="Avenir Next"/>
                 <w:b/>
                 <w:color w:val="003A70"/>
+                <w:sz w:val="22"/>
+                <w:szCs w:val="18"/>
+              </w:rPr>
+              <w:t xml:space="preserve">Step 1</w:t>
+            </w:r>
+            <w:r>
+              <w:rPr>
+                <w:rFonts w:ascii="Avenir Next" w:hAnsi="Avenir Next" w:cs="Avenir Next" w:eastAsia="Avenir Next"/>
+                <w:color w:val="1A1A1A"/>
                 <w:sz w:val="18"/>
                 <w:szCs w:val="18"/>
               </w:rPr>
-              <w:t xml:space="preserve">Step 1</w:t>
-            </w:r>
-            <w:r>
-              <w:rPr>
-                <w:rFonts w:ascii="Avenir Next" w:hAnsi="Avenir Next" w:cs="Avenir Next" w:eastAsia="Avenir Next"/>
-                <w:color w:val="1A1A1A"/>
-                <w:sz w:val="18"/>
-                <w:szCs w:val="18"/>
-              </w:rPr>
               <w:tab/>
             </w:r>
             <w:r>
               <w:rPr>
                 <w:rFonts w:ascii="Avenir Next" w:hAnsi="Avenir Next" w:cs="Avenir Next" w:eastAsia="Avenir Next"/>
                 <w:color w:val="1A1A1A"/>
-                <w:sz w:val="21"/>
+                <w:sz w:val="22"/>
                 <w:szCs w:val="21"/>
               </w:rPr>
               <w:t xml:space="preserve">Find Ana’s distance.</w:t>
@@ -4432,25 +4443,25 @@
                 <w:rFonts w:ascii="Avenir Next" w:hAnsi="Avenir Next" w:cs="Avenir Next" w:eastAsia="Avenir Next"/>
                 <w:b/>
                 <w:color w:val="003A70"/>
+                <w:sz w:val="22"/>
+                <w:szCs w:val="18"/>
+              </w:rPr>
+              <w:t xml:space="preserve">Step 2</w:t>
+            </w:r>
+            <w:r>
+              <w:rPr>
+                <w:rFonts w:ascii="Avenir Next" w:hAnsi="Avenir Next" w:cs="Avenir Next" w:eastAsia="Avenir Next"/>
+                <w:color w:val="1A1A1A"/>
                 <w:sz w:val="18"/>
                 <w:szCs w:val="18"/>
               </w:rPr>
-              <w:t xml:space="preserve">Step 2</w:t>
-            </w:r>
-            <w:r>
-              <w:rPr>
-                <w:rFonts w:ascii="Avenir Next" w:hAnsi="Avenir Next" w:cs="Avenir Next" w:eastAsia="Avenir Next"/>
-                <w:color w:val="1A1A1A"/>
-                <w:sz w:val="18"/>
-                <w:szCs w:val="18"/>
-              </w:rPr>
               <w:tab/>
             </w:r>
             <w:r>
               <w:rPr>
                 <w:rFonts w:ascii="Avenir Next" w:hAnsi="Avenir Next" w:cs="Avenir Next" w:eastAsia="Avenir Next"/>
                 <w:color w:val="1A1A1A"/>
-                <w:sz w:val="21"/>
+                <w:sz w:val="22"/>
                 <w:szCs w:val="21"/>
               </w:rPr>
               <w:t xml:space="preserve">Find Jay’s distance.</w:t>
@@ -4470,25 +4481,25 @@
                 <w:rFonts w:ascii="Avenir Next" w:hAnsi="Avenir Next" w:cs="Avenir Next" w:eastAsia="Avenir Next"/>
                 <w:b/>
                 <w:color w:val="003A70"/>
+                <w:sz w:val="22"/>
+                <w:szCs w:val="18"/>
+              </w:rPr>
+              <w:t xml:space="preserve">Step 3</w:t>
+            </w:r>
+            <w:r>
+              <w:rPr>
+                <w:rFonts w:ascii="Avenir Next" w:hAnsi="Avenir Next" w:cs="Avenir Next" w:eastAsia="Avenir Next"/>
+                <w:color w:val="1A1A1A"/>
                 <w:sz w:val="18"/>
                 <w:szCs w:val="18"/>
               </w:rPr>
-              <w:t xml:space="preserve">Step 3</w:t>
-            </w:r>
-            <w:r>
-              <w:rPr>
-                <w:rFonts w:ascii="Avenir Next" w:hAnsi="Avenir Next" w:cs="Avenir Next" w:eastAsia="Avenir Next"/>
-                <w:color w:val="1A1A1A"/>
-                <w:sz w:val="18"/>
-                <w:szCs w:val="18"/>
-              </w:rPr>
               <w:tab/>
             </w:r>
             <w:r>
               <w:rPr>
                 <w:rFonts w:ascii="Avenir Next" w:hAnsi="Avenir Next" w:cs="Avenir Next" w:eastAsia="Avenir Next"/>
                 <w:color w:val="1A1A1A"/>
-                <w:sz w:val="21"/>
+                <w:sz w:val="22"/>
                 <w:szCs w:val="21"/>
               </w:rPr>
               <w:t xml:space="preserve">Subtract the smaller distance from the larger one.</w:t>
@@ -4507,7 +4518,7 @@
                 <w:rFonts w:ascii="Avenir Next" w:hAnsi="Avenir Next" w:cs="Avenir Next" w:eastAsia="Avenir Next"/>
                 <w:b/>
                 <w:color w:val="1A1A1A"/>
-                <w:sz w:val="18"/>
+                <w:sz w:val="22"/>
                 <w:szCs w:val="18"/>
               </w:rPr>
               <w:t xml:space="preserve">Answer</w:t>
@@ -4627,7 +4638,7 @@
                 <w:rFonts w:ascii="Avenir Next" w:hAnsi="Avenir Next" w:cs="Avenir Next" w:eastAsia="Avenir Next"/>
                 <w:b/>
                 <w:color w:val="003A70"/>
-                <w:sz w:val="17"/>
+                <w:sz w:val="22"/>
                 <w:szCs w:val="17"/>
               </w:rPr>
               <w:t xml:space="preserve">Frame  </w:t>
@@ -4637,10 +4648,30 @@
                 <w:rFonts w:ascii="Avenir Next" w:hAnsi="Avenir Next" w:cs="Avenir Next" w:eastAsia="Avenir Next"/>
                 <w:i/>
                 <w:color w:val="1A1A1A"/>
+                <w:sz w:val="22"/>
+                <w:szCs w:val="18"/>
+              </w:rPr>
+              <w:t xml:space="preserve">I </w:t>
+            </w:r>
+            <w:r>
+              <w:rPr>
+                <w:rFonts w:ascii="Avenir Next" w:hAnsi="Avenir Next" w:cs="Avenir Next" w:eastAsia="Avenir Next"/>
+                <w:color w:val="1A1A1A"/>
                 <w:sz w:val="18"/>
                 <w:szCs w:val="18"/>
-              </w:rPr>
-              <w:t xml:space="preserve">I </w:t>
+                <w:u w:val="single"/>
+              </w:rPr>
+              <w:t xml:space="preserve">      </w:t>
+            </w:r>
+            <w:r>
+              <w:rPr>
+                <w:rFonts w:ascii="Avenir Next" w:hAnsi="Avenir Next" w:cs="Avenir Next" w:eastAsia="Avenir Next"/>
+                <w:i/>
+                <w:color w:val="1A1A1A"/>
+                <w:sz w:val="22"/>
+                <w:szCs w:val="18"/>
+              </w:rPr>
+              <w:t xml:space="preserve"> because the y-coordinates 7 and −2 have </w:t>
             </w:r>
             <w:r>
               <w:rPr>
@@ -4657,17 +4688,17 @@
                 <w:rFonts w:ascii="Avenir Next" w:hAnsi="Avenir Next" w:cs="Avenir Next" w:eastAsia="Avenir Next"/>
                 <w:i/>
                 <w:color w:val="1A1A1A"/>
+                <w:sz w:val="22"/>
+                <w:szCs w:val="18"/>
+              </w:rPr>
+              <w:t xml:space="preserve"> signs. The distance is </w:t>
+            </w:r>
+            <w:r>
+              <w:rPr>
+                <w:rFonts w:ascii="Avenir Next" w:hAnsi="Avenir Next" w:cs="Avenir Next" w:eastAsia="Avenir Next"/>
+                <w:color w:val="1A1A1A"/>
                 <w:sz w:val="18"/>
                 <w:szCs w:val="18"/>
-              </w:rPr>
-              <w:t xml:space="preserve"> because the y-coordinates 7 and −2 have </w:t>
-            </w:r>
-            <w:r>
-              <w:rPr>
-                <w:rFonts w:ascii="Avenir Next" w:hAnsi="Avenir Next" w:cs="Avenir Next" w:eastAsia="Avenir Next"/>
-                <w:color w:val="1A1A1A"/>
-                <w:sz w:val="18"/>
-                <w:szCs w:val="18"/>
                 <w:u w:val="single"/>
               </w:rPr>
               <w:t xml:space="preserve">      </w:t>
@@ -4677,27 +4708,7 @@
                 <w:rFonts w:ascii="Avenir Next" w:hAnsi="Avenir Next" w:cs="Avenir Next" w:eastAsia="Avenir Next"/>
                 <w:i/>
                 <w:color w:val="1A1A1A"/>
-                <w:sz w:val="18"/>
-                <w:szCs w:val="18"/>
-              </w:rPr>
-              <w:t xml:space="preserve"> signs. The distance is </w:t>
-            </w:r>
-            <w:r>
-              <w:rPr>
-                <w:rFonts w:ascii="Avenir Next" w:hAnsi="Avenir Next" w:cs="Avenir Next" w:eastAsia="Avenir Next"/>
-                <w:color w:val="1A1A1A"/>
-                <w:sz w:val="18"/>
-                <w:szCs w:val="18"/>
-                <w:u w:val="single"/>
-              </w:rPr>
-              <w:t xml:space="preserve">      </w:t>
-            </w:r>
-            <w:r>
-              <w:rPr>
-                <w:rFonts w:ascii="Avenir Next" w:hAnsi="Avenir Next" w:cs="Avenir Next" w:eastAsia="Avenir Next"/>
-                <w:i/>
-                <w:color w:val="1A1A1A"/>
-                <w:sz w:val="18"/>
+                <w:sz w:val="22"/>
                 <w:szCs w:val="18"/>
               </w:rPr>
               <w:t xml:space="preserve"> units.</w:t>
@@ -4784,6 +4795,7 @@
     </w:p>
     <w:p>
       <w:pPr>
+        <w:pStyle w:val="Heading2"/>
         <w:keepNext/>
         <w:pBdr>
           <w:bottom w:val="single" w:sz="8" w:space="3" w:color="003A70"/>
@@ -4799,7 +4811,7 @@
           <w:b/>
           <w:color w:val="003A70"/>
           <w:spacing w:val="14"/>
-          <w:sz w:val="21"/>
+          <w:sz w:val="22"/>
           <w:szCs w:val="21"/>
         </w:rPr>
         <w:t xml:space="preserve">TEST PRACTICE</w:t>
@@ -4818,7 +4830,7 @@
           <w:rFonts w:ascii="Avenir Next" w:hAnsi="Avenir Next" w:cs="Avenir Next" w:eastAsia="Avenir Next"/>
           <w:i/>
           <w:color w:val="5A5F66"/>
-          <w:sz w:val="17"/>
+          <w:sz w:val="22"/>
           <w:szCs w:val="17"/>
         </w:rPr>
         <w:t xml:space="preserve">choose the best answer</w:t>
@@ -4914,25 +4926,25 @@
                 <w:rFonts w:ascii="Avenir Next" w:hAnsi="Avenir Next" w:cs="Avenir Next" w:eastAsia="Avenir Next"/>
                 <w:b/>
                 <w:color w:val="003A70"/>
+                <w:sz w:val="22"/>
+                <w:szCs w:val="18"/>
+              </w:rPr>
+              <w:t xml:space="preserve">Step 1</w:t>
+            </w:r>
+            <w:r>
+              <w:rPr>
+                <w:rFonts w:ascii="Avenir Next" w:hAnsi="Avenir Next" w:cs="Avenir Next" w:eastAsia="Avenir Next"/>
+                <w:color w:val="1A1A1A"/>
                 <w:sz w:val="18"/>
                 <w:szCs w:val="18"/>
               </w:rPr>
-              <w:t xml:space="preserve">Step 1</w:t>
-            </w:r>
-            <w:r>
-              <w:rPr>
-                <w:rFonts w:ascii="Avenir Next" w:hAnsi="Avenir Next" w:cs="Avenir Next" w:eastAsia="Avenir Next"/>
-                <w:color w:val="1A1A1A"/>
-                <w:sz w:val="18"/>
-                <w:szCs w:val="18"/>
-              </w:rPr>
               <w:tab/>
             </w:r>
             <w:r>
               <w:rPr>
                 <w:rFonts w:ascii="Avenir Next" w:hAnsi="Avenir Next" w:cs="Avenir Next" w:eastAsia="Avenir Next"/>
                 <w:color w:val="1A1A1A"/>
-                <w:sz w:val="21"/>
+                <w:sz w:val="22"/>
                 <w:szCs w:val="21"/>
               </w:rPr>
               <w:t xml:space="preserve">Find the length of JK.</w:t>
@@ -4952,25 +4964,25 @@
                 <w:rFonts w:ascii="Avenir Next" w:hAnsi="Avenir Next" w:cs="Avenir Next" w:eastAsia="Avenir Next"/>
                 <w:b/>
                 <w:color w:val="003A70"/>
+                <w:sz w:val="22"/>
+                <w:szCs w:val="18"/>
+              </w:rPr>
+              <w:t xml:space="preserve">Step 2</w:t>
+            </w:r>
+            <w:r>
+              <w:rPr>
+                <w:rFonts w:ascii="Avenir Next" w:hAnsi="Avenir Next" w:cs="Avenir Next" w:eastAsia="Avenir Next"/>
+                <w:color w:val="1A1A1A"/>
                 <w:sz w:val="18"/>
                 <w:szCs w:val="18"/>
               </w:rPr>
-              <w:t xml:space="preserve">Step 2</w:t>
-            </w:r>
-            <w:r>
-              <w:rPr>
-                <w:rFonts w:ascii="Avenir Next" w:hAnsi="Avenir Next" w:cs="Avenir Next" w:eastAsia="Avenir Next"/>
-                <w:color w:val="1A1A1A"/>
-                <w:sz w:val="18"/>
-                <w:szCs w:val="18"/>
-              </w:rPr>
               <w:tab/>
             </w:r>
             <w:r>
               <w:rPr>
                 <w:rFonts w:ascii="Avenir Next" w:hAnsi="Avenir Next" w:cs="Avenir Next" w:eastAsia="Avenir Next"/>
                 <w:color w:val="1A1A1A"/>
-                <w:sz w:val="21"/>
+                <w:sz w:val="22"/>
                 <w:szCs w:val="21"/>
               </w:rPr>
               <w:t xml:space="preserve">Find the length of MN. Then compare.</w:t>
@@ -5026,25 +5038,25 @@
                       <w:rFonts w:ascii="Avenir Next" w:hAnsi="Avenir Next" w:cs="Avenir Next" w:eastAsia="Avenir Next"/>
                       <w:b/>
                       <w:color w:val="003A70"/>
+                      <w:sz w:val="22"/>
+                      <w:szCs w:val="21"/>
+                    </w:rPr>
+                    <w:t xml:space="preserve">A</w:t>
+                  </w:r>
+                  <w:r>
+                    <w:rPr>
+                      <w:rFonts w:ascii="Avenir Next" w:hAnsi="Avenir Next" w:cs="Avenir Next" w:eastAsia="Avenir Next"/>
+                      <w:color w:val="1A1A1A"/>
                       <w:sz w:val="21"/>
                       <w:szCs w:val="21"/>
                     </w:rPr>
-                    <w:t xml:space="preserve">A</w:t>
-                  </w:r>
-                  <w:r>
-                    <w:rPr>
-                      <w:rFonts w:ascii="Avenir Next" w:hAnsi="Avenir Next" w:cs="Avenir Next" w:eastAsia="Avenir Next"/>
-                      <w:color w:val="1A1A1A"/>
-                      <w:sz w:val="21"/>
-                      <w:szCs w:val="21"/>
-                    </w:rPr>
                     <w:tab/>
                   </w:r>
                   <w:r>
                     <w:rPr>
                       <w:rFonts w:ascii="Avenir Next" w:hAnsi="Avenir Next" w:cs="Avenir Next" w:eastAsia="Avenir Next"/>
                       <w:color w:val="1A1A1A"/>
-                      <w:sz w:val="21"/>
+                      <w:sz w:val="22"/>
                       <w:szCs w:val="21"/>
                     </w:rPr>
                     <w:t xml:space="preserve">JK, by 2 units</w:t>
@@ -5069,25 +5081,25 @@
                       <w:rFonts w:ascii="Avenir Next" w:hAnsi="Avenir Next" w:cs="Avenir Next" w:eastAsia="Avenir Next"/>
                       <w:b/>
                       <w:color w:val="003A70"/>
+                      <w:sz w:val="22"/>
+                      <w:szCs w:val="21"/>
+                    </w:rPr>
+                    <w:t xml:space="preserve">B</w:t>
+                  </w:r>
+                  <w:r>
+                    <w:rPr>
+                      <w:rFonts w:ascii="Avenir Next" w:hAnsi="Avenir Next" w:cs="Avenir Next" w:eastAsia="Avenir Next"/>
+                      <w:color w:val="1A1A1A"/>
                       <w:sz w:val="21"/>
                       <w:szCs w:val="21"/>
                     </w:rPr>
-                    <w:t xml:space="preserve">B</w:t>
-                  </w:r>
-                  <w:r>
-                    <w:rPr>
-                      <w:rFonts w:ascii="Avenir Next" w:hAnsi="Avenir Next" w:cs="Avenir Next" w:eastAsia="Avenir Next"/>
-                      <w:color w:val="1A1A1A"/>
-                      <w:sz w:val="21"/>
-                      <w:szCs w:val="21"/>
-                    </w:rPr>
                     <w:tab/>
                   </w:r>
                   <w:r>
                     <w:rPr>
                       <w:rFonts w:ascii="Avenir Next" w:hAnsi="Avenir Next" w:cs="Avenir Next" w:eastAsia="Avenir Next"/>
                       <w:color w:val="1A1A1A"/>
-                      <w:sz w:val="21"/>
+                      <w:sz w:val="22"/>
                       <w:szCs w:val="21"/>
                     </w:rPr>
                     <w:t xml:space="preserve">MN, by 2 units</w:t>
@@ -5112,25 +5124,25 @@
                       <w:rFonts w:ascii="Avenir Next" w:hAnsi="Avenir Next" w:cs="Avenir Next" w:eastAsia="Avenir Next"/>
                       <w:b/>
                       <w:color w:val="003A70"/>
+                      <w:sz w:val="22"/>
+                      <w:szCs w:val="21"/>
+                    </w:rPr>
+                    <w:t xml:space="preserve">C</w:t>
+                  </w:r>
+                  <w:r>
+                    <w:rPr>
+                      <w:rFonts w:ascii="Avenir Next" w:hAnsi="Avenir Next" w:cs="Avenir Next" w:eastAsia="Avenir Next"/>
+                      <w:color w:val="1A1A1A"/>
                       <w:sz w:val="21"/>
                       <w:szCs w:val="21"/>
                     </w:rPr>
-                    <w:t xml:space="preserve">C</w:t>
-                  </w:r>
-                  <w:r>
-                    <w:rPr>
-                      <w:rFonts w:ascii="Avenir Next" w:hAnsi="Avenir Next" w:cs="Avenir Next" w:eastAsia="Avenir Next"/>
-                      <w:color w:val="1A1A1A"/>
-                      <w:sz w:val="21"/>
-                      <w:szCs w:val="21"/>
-                    </w:rPr>
                     <w:tab/>
                   </w:r>
                   <w:r>
                     <w:rPr>
                       <w:rFonts w:ascii="Avenir Next" w:hAnsi="Avenir Next" w:cs="Avenir Next" w:eastAsia="Avenir Next"/>
                       <w:color w:val="1A1A1A"/>
-                      <w:sz w:val="21"/>
+                      <w:sz w:val="22"/>
                       <w:szCs w:val="21"/>
                     </w:rPr>
                     <w:t xml:space="preserve">neither</w:t>
@@ -5155,25 +5167,25 @@
                       <w:rFonts w:ascii="Avenir Next" w:hAnsi="Avenir Next" w:cs="Avenir Next" w:eastAsia="Avenir Next"/>
                       <w:b/>
                       <w:color w:val="003A70"/>
+                      <w:sz w:val="22"/>
+                      <w:szCs w:val="21"/>
+                    </w:rPr>
+                    <w:t xml:space="preserve">D</w:t>
+                  </w:r>
+                  <w:r>
+                    <w:rPr>
+                      <w:rFonts w:ascii="Avenir Next" w:hAnsi="Avenir Next" w:cs="Avenir Next" w:eastAsia="Avenir Next"/>
+                      <w:color w:val="1A1A1A"/>
                       <w:sz w:val="21"/>
                       <w:szCs w:val="21"/>
                     </w:rPr>
-                    <w:t xml:space="preserve">D</w:t>
-                  </w:r>
-                  <w:r>
-                    <w:rPr>
-                      <w:rFonts w:ascii="Avenir Next" w:hAnsi="Avenir Next" w:cs="Avenir Next" w:eastAsia="Avenir Next"/>
-                      <w:color w:val="1A1A1A"/>
-                      <w:sz w:val="21"/>
-                      <w:szCs w:val="21"/>
-                    </w:rPr>
                     <w:tab/>
                   </w:r>
                   <w:r>
                     <w:rPr>
                       <w:rFonts w:ascii="Avenir Next" w:hAnsi="Avenir Next" w:cs="Avenir Next" w:eastAsia="Avenir Next"/>
                       <w:color w:val="1A1A1A"/>
-                      <w:sz w:val="21"/>
+                      <w:sz w:val="22"/>
                       <w:szCs w:val="21"/>
                     </w:rPr>
                     <w:t xml:space="preserve">JK, by 8 units</w:t>
@@ -5321,25 +5333,25 @@
                       <w:rFonts w:ascii="Avenir Next" w:hAnsi="Avenir Next" w:cs="Avenir Next" w:eastAsia="Avenir Next"/>
                       <w:b/>
                       <w:color w:val="003A70"/>
+                      <w:sz w:val="22"/>
+                      <w:szCs w:val="21"/>
+                    </w:rPr>
+                    <w:t xml:space="preserve">A</w:t>
+                  </w:r>
+                  <w:r>
+                    <w:rPr>
+                      <w:rFonts w:ascii="Avenir Next" w:hAnsi="Avenir Next" w:cs="Avenir Next" w:eastAsia="Avenir Next"/>
+                      <w:color w:val="1A1A1A"/>
                       <w:sz w:val="21"/>
                       <w:szCs w:val="21"/>
                     </w:rPr>
-                    <w:t xml:space="preserve">A</w:t>
-                  </w:r>
-                  <w:r>
-                    <w:rPr>
-                      <w:rFonts w:ascii="Avenir Next" w:hAnsi="Avenir Next" w:cs="Avenir Next" w:eastAsia="Avenir Next"/>
-                      <w:color w:val="1A1A1A"/>
-                      <w:sz w:val="21"/>
-                      <w:szCs w:val="21"/>
-                    </w:rPr>
                     <w:tab/>
                   </w:r>
                   <w:r>
                     <w:rPr>
                       <w:rFonts w:ascii="Avenir Next" w:hAnsi="Avenir Next" w:cs="Avenir Next" w:eastAsia="Avenir Next"/>
                       <w:color w:val="1A1A1A"/>
-                      <w:sz w:val="21"/>
+                      <w:sz w:val="22"/>
                       <w:szCs w:val="21"/>
                     </w:rPr>
                     <w:t xml:space="preserve">2 units</w:t>
@@ -5364,25 +5376,25 @@
                       <w:rFonts w:ascii="Avenir Next" w:hAnsi="Avenir Next" w:cs="Avenir Next" w:eastAsia="Avenir Next"/>
                       <w:b/>
                       <w:color w:val="003A70"/>
+                      <w:sz w:val="22"/>
+                      <w:szCs w:val="21"/>
+                    </w:rPr>
+                    <w:t xml:space="preserve">B</w:t>
+                  </w:r>
+                  <w:r>
+                    <w:rPr>
+                      <w:rFonts w:ascii="Avenir Next" w:hAnsi="Avenir Next" w:cs="Avenir Next" w:eastAsia="Avenir Next"/>
+                      <w:color w:val="1A1A1A"/>
                       <w:sz w:val="21"/>
                       <w:szCs w:val="21"/>
                     </w:rPr>
-                    <w:t xml:space="preserve">B</w:t>
-                  </w:r>
-                  <w:r>
-                    <w:rPr>
-                      <w:rFonts w:ascii="Avenir Next" w:hAnsi="Avenir Next" w:cs="Avenir Next" w:eastAsia="Avenir Next"/>
-                      <w:color w:val="1A1A1A"/>
-                      <w:sz w:val="21"/>
-                      <w:szCs w:val="21"/>
-                    </w:rPr>
                     <w:tab/>
                   </w:r>
                   <w:r>
                     <w:rPr>
                       <w:rFonts w:ascii="Avenir Next" w:hAnsi="Avenir Next" w:cs="Avenir Next" w:eastAsia="Avenir Next"/>
                       <w:color w:val="1A1A1A"/>
-                      <w:sz w:val="21"/>
+                      <w:sz w:val="22"/>
                       <w:szCs w:val="21"/>
                     </w:rPr>
                     <w:t xml:space="preserve">3 units</w:t>
@@ -5407,25 +5419,25 @@
                       <w:rFonts w:ascii="Avenir Next" w:hAnsi="Avenir Next" w:cs="Avenir Next" w:eastAsia="Avenir Next"/>
                       <w:b/>
                       <w:color w:val="003A70"/>
+                      <w:sz w:val="22"/>
+                      <w:szCs w:val="21"/>
+                    </w:rPr>
+                    <w:t xml:space="preserve">C</w:t>
+                  </w:r>
+                  <w:r>
+                    <w:rPr>
+                      <w:rFonts w:ascii="Avenir Next" w:hAnsi="Avenir Next" w:cs="Avenir Next" w:eastAsia="Avenir Next"/>
+                      <w:color w:val="1A1A1A"/>
                       <w:sz w:val="21"/>
                       <w:szCs w:val="21"/>
                     </w:rPr>
-                    <w:t xml:space="preserve">C</w:t>
-                  </w:r>
-                  <w:r>
-                    <w:rPr>
-                      <w:rFonts w:ascii="Avenir Next" w:hAnsi="Avenir Next" w:cs="Avenir Next" w:eastAsia="Avenir Next"/>
-                      <w:color w:val="1A1A1A"/>
-                      <w:sz w:val="21"/>
-                      <w:szCs w:val="21"/>
-                    </w:rPr>
                     <w:tab/>
                   </w:r>
                   <w:r>
                     <w:rPr>
                       <w:rFonts w:ascii="Avenir Next" w:hAnsi="Avenir Next" w:cs="Avenir Next" w:eastAsia="Avenir Next"/>
                       <w:color w:val="1A1A1A"/>
-                      <w:sz w:val="21"/>
+                      <w:sz w:val="22"/>
                       <w:szCs w:val="21"/>
                     </w:rPr>
                     <w:t xml:space="preserve">8 units</w:t>
@@ -5450,25 +5462,25 @@
                       <w:rFonts w:ascii="Avenir Next" w:hAnsi="Avenir Next" w:cs="Avenir Next" w:eastAsia="Avenir Next"/>
                       <w:b/>
                       <w:color w:val="003A70"/>
+                      <w:sz w:val="22"/>
+                      <w:szCs w:val="21"/>
+                    </w:rPr>
+                    <w:t xml:space="preserve">D</w:t>
+                  </w:r>
+                  <w:r>
+                    <w:rPr>
+                      <w:rFonts w:ascii="Avenir Next" w:hAnsi="Avenir Next" w:cs="Avenir Next" w:eastAsia="Avenir Next"/>
+                      <w:color w:val="1A1A1A"/>
                       <w:sz w:val="21"/>
                       <w:szCs w:val="21"/>
                     </w:rPr>
-                    <w:t xml:space="preserve">D</w:t>
-                  </w:r>
-                  <w:r>
-                    <w:rPr>
-                      <w:rFonts w:ascii="Avenir Next" w:hAnsi="Avenir Next" w:cs="Avenir Next" w:eastAsia="Avenir Next"/>
-                      <w:color w:val="1A1A1A"/>
-                      <w:sz w:val="21"/>
-                      <w:szCs w:val="21"/>
-                    </w:rPr>
                     <w:tab/>
                   </w:r>
                   <w:r>
                     <w:rPr>
                       <w:rFonts w:ascii="Avenir Next" w:hAnsi="Avenir Next" w:cs="Avenir Next" w:eastAsia="Avenir Next"/>
                       <w:color w:val="1A1A1A"/>
-                      <w:sz w:val="21"/>
+                      <w:sz w:val="22"/>
                       <w:szCs w:val="21"/>
                     </w:rPr>
                     <w:t xml:space="preserve">−8 units</w:t>
@@ -5534,6 +5546,7 @@
           </w:tcPr>
           <w:p>
             <w:pPr>
+              <w:pStyle w:val="Heading2"/>
               <w:spacing w:before="0" w:after="0" w:line="240" w:lineRule="auto"/>
             </w:pPr>
             <w:r>
@@ -5571,7 +5584,7 @@
               <w:rPr>
                 <w:rFonts w:ascii="Avenir Next" w:hAnsi="Avenir Next" w:cs="Avenir Next" w:eastAsia="Avenir Next"/>
                 <w:color w:val="1A1A1A"/>
-                <w:sz w:val="17"/>
+                <w:sz w:val="22"/>
                 <w:szCs w:val="17"/>
               </w:rPr>
               <w:t xml:space="preserve">  I can do this on my own</w:t>
@@ -5600,7 +5613,7 @@
               <w:rPr>
                 <w:rFonts w:ascii="Avenir Next" w:hAnsi="Avenir Next" w:cs="Avenir Next" w:eastAsia="Avenir Next"/>
                 <w:color w:val="1A1A1A"/>
-                <w:sz w:val="17"/>
+                <w:sz w:val="22"/>
                 <w:szCs w:val="17"/>
               </w:rPr>
               <w:t xml:space="preserve">  I need a little help</w:t>
@@ -5629,7 +5642,7 @@
               <w:rPr>
                 <w:rFonts w:ascii="Avenir Next" w:hAnsi="Avenir Next" w:cs="Avenir Next" w:eastAsia="Avenir Next"/>
                 <w:color w:val="1A1A1A"/>
-                <w:sz w:val="17"/>
+                <w:sz w:val="22"/>
                 <w:szCs w:val="17"/>
               </w:rPr>
               <w:t xml:space="preserve">  I have a question about #</w:t>
@@ -5667,7 +5680,7 @@
         <w:rPr>
           <w:rFonts w:ascii="Avenir Next" w:hAnsi="Avenir Next" w:cs="Avenir Next" w:eastAsia="Avenir Next"/>
           <w:color w:val="5A5F66"/>
-          <w:sz w:val="17"/>
+          <w:sz w:val="22"/>
           <w:szCs w:val="17"/>
         </w:rPr>
         <w:t xml:space="preserve">With someone at home, pick two places on one street. Which is closer to your home? By how many blocks?</w:t>
@@ -5761,7 +5774,106 @@
               <w:sz w:val="15"/>
               <w:szCs w:val="15"/>
             </w:rPr>
-            <w:t xml:space="preserve">Lesson 7-6  ·  Homework Packet  ·  Level 1</w:t>
+            <w:t xml:space="preserve">7-6 · Page </w:t>
+          </w:r>
+          <w:r>
+            <w:rPr>
+              <w:rFonts w:ascii="Avenir Next" w:hAnsi="Avenir Next" w:cs="Avenir Next" w:eastAsia="Avenir Next"/>
+              <w:color w:val="5A5F66"/>
+              <w:sz w:val="15"/>
+              <w:szCs w:val="15"/>
+            </w:rPr>
+            <w:fldChar w:fldCharType="begin"/>
+          </w:r>
+          <w:r>
+            <w:rPr>
+              <w:rFonts w:ascii="Avenir Next" w:hAnsi="Avenir Next" w:cs="Avenir Next" w:eastAsia="Avenir Next"/>
+              <w:color w:val="5A5F66"/>
+              <w:sz w:val="15"/>
+              <w:szCs w:val="15"/>
+            </w:rPr>
+            <w:instrText xml:space="preserve"> PAGE </w:instrText>
+          </w:r>
+          <w:r>
+            <w:rPr>
+              <w:rFonts w:ascii="Avenir Next" w:hAnsi="Avenir Next" w:cs="Avenir Next" w:eastAsia="Avenir Next"/>
+              <w:color w:val="5A5F66"/>
+              <w:sz w:val="15"/>
+              <w:szCs w:val="15"/>
+            </w:rPr>
+            <w:fldChar w:fldCharType="separate"/>
+          </w:r>
+          <w:r>
+            <w:rPr>
+              <w:rFonts w:ascii="Avenir Next" w:hAnsi="Avenir Next" w:cs="Avenir Next" w:eastAsia="Avenir Next"/>
+              <w:color w:val="5A5F66"/>
+              <w:sz w:val="15"/>
+              <w:szCs w:val="15"/>
+            </w:rPr>
+            <w:t xml:space="preserve">1</w:t>
+          </w:r>
+          <w:r>
+            <w:rPr>
+              <w:rFonts w:ascii="Avenir Next" w:hAnsi="Avenir Next" w:cs="Avenir Next" w:eastAsia="Avenir Next"/>
+              <w:color w:val="5A5F66"/>
+              <w:sz w:val="15"/>
+              <w:szCs w:val="15"/>
+            </w:rPr>
+            <w:fldChar w:fldCharType="end"/>
+          </w:r>
+          <w:r>
+            <w:rPr>
+              <w:rFonts w:ascii="Avenir Next" w:hAnsi="Avenir Next" w:cs="Avenir Next" w:eastAsia="Avenir Next"/>
+              <w:color w:val="5A5F66"/>
+              <w:sz w:val="15"/>
+              <w:szCs w:val="15"/>
+            </w:rPr>
+            <w:t xml:space="preserve"> of </w:t>
+          </w:r>
+          <w:r>
+            <w:rPr>
+              <w:rFonts w:ascii="Avenir Next" w:hAnsi="Avenir Next" w:cs="Avenir Next" w:eastAsia="Avenir Next"/>
+              <w:color w:val="5A5F66"/>
+              <w:sz w:val="15"/>
+              <w:szCs w:val="15"/>
+            </w:rPr>
+            <w:fldChar w:fldCharType="begin"/>
+          </w:r>
+          <w:r>
+            <w:rPr>
+              <w:rFonts w:ascii="Avenir Next" w:hAnsi="Avenir Next" w:cs="Avenir Next" w:eastAsia="Avenir Next"/>
+              <w:color w:val="5A5F66"/>
+              <w:sz w:val="15"/>
+              <w:szCs w:val="15"/>
+            </w:rPr>
+            <w:instrText xml:space="preserve"> NUMPAGES </w:instrText>
+          </w:r>
+          <w:r>
+            <w:rPr>
+              <w:rFonts w:ascii="Avenir Next" w:hAnsi="Avenir Next" w:cs="Avenir Next" w:eastAsia="Avenir Next"/>
+              <w:color w:val="5A5F66"/>
+              <w:sz w:val="15"/>
+              <w:szCs w:val="15"/>
+            </w:rPr>
+            <w:fldChar w:fldCharType="separate"/>
+          </w:r>
+          <w:r>
+            <w:rPr>
+              <w:rFonts w:ascii="Avenir Next" w:hAnsi="Avenir Next" w:cs="Avenir Next" w:eastAsia="Avenir Next"/>
+              <w:color w:val="5A5F66"/>
+              <w:sz w:val="15"/>
+              <w:szCs w:val="15"/>
+            </w:rPr>
+            <w:t xml:space="preserve">1</w:t>
+          </w:r>
+          <w:r>
+            <w:rPr>
+              <w:rFonts w:ascii="Avenir Next" w:hAnsi="Avenir Next" w:cs="Avenir Next" w:eastAsia="Avenir Next"/>
+              <w:color w:val="5A5F66"/>
+              <w:sz w:val="15"/>
+              <w:szCs w:val="15"/>
+            </w:rPr>
+            <w:fldChar w:fldCharType="end"/>
           </w:r>
         </w:p>
       </w:tc>
@@ -5804,5 +5916,23 @@
       </w:tblCellMar>
     </w:tblPr>
   </w:style>
+  <w:style w:type="paragraph" w:styleId="Heading1">
+    <w:name w:val="heading 1"/>
+    <w:basedOn w:val="Normal"/>
+    <w:pPr>
+      <w:outlineLvl w:val="0"/>
+      <w:keepNext w:val="0"/>
+      <w:keepLines w:val="0"/>
+    </w:pPr>
+  </w:style>
+  <w:style w:type="paragraph" w:styleId="Heading2">
+    <w:name w:val="heading 2"/>
+    <w:basedOn w:val="Normal"/>
+    <w:pPr>
+      <w:outlineLvl w:val="1"/>
+      <w:keepNext w:val="0"/>
+      <w:keepLines w:val="0"/>
+    </w:pPr>
+  </w:style>
 </w:styles>
 </file>